--- a/lessons/8-4/downloads/reveal/teacher/8.4-homework-packet.docx
+++ b/lessons/8-4/downloads/reveal/teacher/8.4-homework-packet.docx
@@ -15,10 +15,28 @@
         <w:rPr>
           <w:rFonts w:ascii="Avenir Next" w:hAnsi="Avenir Next" w:cs="Avenir Next" w:eastAsia="Avenir Next"/>
           <w:color w:val="1A1A1A"/>
+          <w:sz w:val="22"/>
+          <w:szCs w:val="20"/>
+        </w:rPr>
+        <w:t xml:space="preserve">Name</w:t>
+      </w:r>
+      <w:r>
+        <w:rPr>
+          <w:rFonts w:ascii="Avenir Next" w:hAnsi="Avenir Next" w:cs="Avenir Next" w:eastAsia="Avenir Next"/>
+          <w:color w:val="1A1A1A"/>
           <w:sz w:val="20"/>
           <w:szCs w:val="20"/>
         </w:rPr>
-        <w:t xml:space="preserve">Name</w:t>
+        <w:tab/>
+      </w:r>
+      <w:r>
+        <w:rPr>
+          <w:rFonts w:ascii="Avenir Next" w:hAnsi="Avenir Next" w:cs="Avenir Next" w:eastAsia="Avenir Next"/>
+          <w:color w:val="1A1A1A"/>
+          <w:sz w:val="22"/>
+          <w:szCs w:val="20"/>
+        </w:rPr>
+        <w:t xml:space="preserve">   Date</w:t>
       </w:r>
       <w:r>
         <w:rPr>
@@ -33,25 +51,7 @@
         <w:rPr>
           <w:rFonts w:ascii="Avenir Next" w:hAnsi="Avenir Next" w:cs="Avenir Next" w:eastAsia="Avenir Next"/>
           <w:color w:val="1A1A1A"/>
-          <w:sz w:val="20"/>
-          <w:szCs w:val="20"/>
-        </w:rPr>
-        <w:t xml:space="preserve">   Date</w:t>
-      </w:r>
-      <w:r>
-        <w:rPr>
-          <w:rFonts w:ascii="Avenir Next" w:hAnsi="Avenir Next" w:cs="Avenir Next" w:eastAsia="Avenir Next"/>
-          <w:color w:val="1A1A1A"/>
-          <w:sz w:val="20"/>
-          <w:szCs w:val="20"/>
-        </w:rPr>
-        <w:tab/>
-      </w:r>
-      <w:r>
-        <w:rPr>
-          <w:rFonts w:ascii="Avenir Next" w:hAnsi="Avenir Next" w:cs="Avenir Next" w:eastAsia="Avenir Next"/>
-          <w:color w:val="1A1A1A"/>
-          <w:sz w:val="20"/>
+          <w:sz w:val="22"/>
           <w:szCs w:val="20"/>
         </w:rPr>
         <w:t xml:space="preserve">   Period</w:t>
@@ -78,7 +78,7 @@
           <w:caps/>
           <w:color w:val="003A70"/>
           <w:spacing w:val="12"/>
-          <w:sz w:val="19"/>
+          <w:sz w:val="22"/>
           <w:szCs w:val="19"/>
         </w:rPr>
         <w:t xml:space="preserve">Lesson 8-4  ·  Homework Packet  ·  Sheet 1 of 2</w:t>
@@ -86,6 +86,7 @@
     </w:p>
     <w:p>
       <w:pPr>
+        <w:pStyle w:val="Heading1"/>
         <w:keepNext/>
         <w:spacing w:before="0" w:after="0" w:line="240" w:lineRule="auto"/>
       </w:pPr>
@@ -111,7 +112,7 @@
         <w:rPr>
           <w:rFonts w:ascii="Avenir Next" w:hAnsi="Avenir Next" w:cs="Avenir Next" w:eastAsia="Avenir Next"/>
           <w:color w:val="5A5F66"/>
-          <w:sz w:val="17"/>
+          <w:sz w:val="22"/>
           <w:szCs w:val="17"/>
         </w:rPr>
         <w:t xml:space="preserve">Maryland Standard 6.EE.B.8   ·   Learning target — I can write an inequality that describes a constraint in a real situation.</w:t>
@@ -158,6 +159,7 @@
           </w:tcPr>
           <w:p>
             <w:pPr>
+              <w:pStyle w:val="Heading2"/>
               <w:spacing w:before="0" w:after="0" w:line="240" w:lineRule="auto"/>
             </w:pPr>
             <w:r>
@@ -185,44 +187,44 @@
                 <w:rFonts w:ascii="Avenir Next" w:hAnsi="Avenir Next" w:cs="Avenir Next" w:eastAsia="Avenir Next"/>
                 <w:b/>
                 <w:color w:val="003A70"/>
+                <w:sz w:val="22"/>
+                <w:szCs w:val="18"/>
+              </w:rPr>
+              <w:t xml:space="preserve">•</w:t>
+            </w:r>
+            <w:r>
+              <w:rPr>
+                <w:rFonts w:ascii="Avenir Next" w:hAnsi="Avenir Next" w:cs="Avenir Next" w:eastAsia="Avenir Next"/>
+                <w:color w:val="1A1A1A"/>
                 <w:sz w:val="18"/>
                 <w:szCs w:val="18"/>
               </w:rPr>
-              <w:t xml:space="preserve">•</w:t>
-            </w:r>
-            <w:r>
-              <w:rPr>
-                <w:rFonts w:ascii="Avenir Next" w:hAnsi="Avenir Next" w:cs="Avenir Next" w:eastAsia="Avenir Next"/>
-                <w:color w:val="1A1A1A"/>
-                <w:sz w:val="18"/>
+              <w:tab/>
+            </w:r>
+            <w:r>
+              <w:rPr>
+                <w:rFonts w:ascii="Avenir Next" w:hAnsi="Avenir Next" w:cs="Avenir Next" w:eastAsia="Avenir Next"/>
+                <w:color w:val="1A1A1A"/>
+                <w:sz w:val="22"/>
                 <w:szCs w:val="18"/>
               </w:rPr>
-              <w:tab/>
-            </w:r>
-            <w:r>
-              <w:rPr>
-                <w:rFonts w:ascii="Avenir Next" w:hAnsi="Avenir Next" w:cs="Avenir Next" w:eastAsia="Avenir Next"/>
-                <w:color w:val="1A1A1A"/>
-                <w:sz w:val="18"/>
+              <w:t xml:space="preserve">An </w:t>
+            </w:r>
+            <w:r>
+              <w:rPr>
+                <w:rFonts w:ascii="Avenir Next" w:hAnsi="Avenir Next" w:cs="Avenir Next" w:eastAsia="Avenir Next"/>
+                <w:b/>
+                <w:color w:val="1A1A1A"/>
+                <w:sz w:val="22"/>
                 <w:szCs w:val="18"/>
               </w:rPr>
-              <w:t xml:space="preserve">An </w:t>
-            </w:r>
-            <w:r>
-              <w:rPr>
-                <w:rFonts w:ascii="Avenir Next" w:hAnsi="Avenir Next" w:cs="Avenir Next" w:eastAsia="Avenir Next"/>
-                <w:b/>
-                <w:color w:val="1A1A1A"/>
-                <w:sz w:val="18"/>
-                <w:szCs w:val="18"/>
-              </w:rPr>
               <w:t xml:space="preserve">inequality</w:t>
             </w:r>
             <w:r>
               <w:rPr>
                 <w:rFonts w:ascii="Avenir Next" w:hAnsi="Avenir Next" w:cs="Avenir Next" w:eastAsia="Avenir Next"/>
                 <w:color w:val="1A1A1A"/>
-                <w:sz w:val="18"/>
+                <w:sz w:val="22"/>
                 <w:szCs w:val="18"/>
               </w:rPr>
               <w:t xml:space="preserve"> compares amounts using &lt;, &gt;, ≤, or ≥.</w:t>
@@ -241,73 +243,73 @@
                 <w:rFonts w:ascii="Avenir Next" w:hAnsi="Avenir Next" w:cs="Avenir Next" w:eastAsia="Avenir Next"/>
                 <w:b/>
                 <w:color w:val="003A70"/>
+                <w:sz w:val="22"/>
+                <w:szCs w:val="18"/>
+              </w:rPr>
+              <w:t xml:space="preserve">•</w:t>
+            </w:r>
+            <w:r>
+              <w:rPr>
+                <w:rFonts w:ascii="Avenir Next" w:hAnsi="Avenir Next" w:cs="Avenir Next" w:eastAsia="Avenir Next"/>
+                <w:color w:val="1A1A1A"/>
                 <w:sz w:val="18"/>
                 <w:szCs w:val="18"/>
               </w:rPr>
-              <w:t xml:space="preserve">•</w:t>
-            </w:r>
-            <w:r>
-              <w:rPr>
-                <w:rFonts w:ascii="Avenir Next" w:hAnsi="Avenir Next" w:cs="Avenir Next" w:eastAsia="Avenir Next"/>
-                <w:color w:val="1A1A1A"/>
-                <w:sz w:val="18"/>
+              <w:tab/>
+            </w:r>
+            <w:r>
+              <w:rPr>
+                <w:rFonts w:ascii="Avenir Next" w:hAnsi="Avenir Next" w:cs="Avenir Next" w:eastAsia="Avenir Next"/>
+                <w:b/>
+                <w:color w:val="1A1A1A"/>
+                <w:sz w:val="22"/>
                 <w:szCs w:val="18"/>
               </w:rPr>
-              <w:tab/>
-            </w:r>
-            <w:r>
-              <w:rPr>
-                <w:rFonts w:ascii="Avenir Next" w:hAnsi="Avenir Next" w:cs="Avenir Next" w:eastAsia="Avenir Next"/>
-                <w:b/>
-                <w:color w:val="1A1A1A"/>
-                <w:sz w:val="18"/>
+              <w:t xml:space="preserve">more than</w:t>
+            </w:r>
+            <w:r>
+              <w:rPr>
+                <w:rFonts w:ascii="Avenir Next" w:hAnsi="Avenir Next" w:cs="Avenir Next" w:eastAsia="Avenir Next"/>
+                <w:color w:val="1A1A1A"/>
+                <w:sz w:val="22"/>
                 <w:szCs w:val="18"/>
               </w:rPr>
-              <w:t xml:space="preserve">more than</w:t>
-            </w:r>
-            <w:r>
-              <w:rPr>
-                <w:rFonts w:ascii="Avenir Next" w:hAnsi="Avenir Next" w:cs="Avenir Next" w:eastAsia="Avenir Next"/>
-                <w:color w:val="1A1A1A"/>
-                <w:sz w:val="18"/>
+              <w:t xml:space="preserve">: &gt;      </w:t>
+            </w:r>
+            <w:r>
+              <w:rPr>
+                <w:rFonts w:ascii="Avenir Next" w:hAnsi="Avenir Next" w:cs="Avenir Next" w:eastAsia="Avenir Next"/>
+                <w:b/>
+                <w:color w:val="1A1A1A"/>
+                <w:sz w:val="22"/>
                 <w:szCs w:val="18"/>
               </w:rPr>
-              <w:t xml:space="preserve">: &gt;      </w:t>
-            </w:r>
-            <w:r>
-              <w:rPr>
-                <w:rFonts w:ascii="Avenir Next" w:hAnsi="Avenir Next" w:cs="Avenir Next" w:eastAsia="Avenir Next"/>
-                <w:b/>
-                <w:color w:val="1A1A1A"/>
-                <w:sz w:val="18"/>
+              <w:t xml:space="preserve">less than</w:t>
+            </w:r>
+            <w:r>
+              <w:rPr>
+                <w:rFonts w:ascii="Avenir Next" w:hAnsi="Avenir Next" w:cs="Avenir Next" w:eastAsia="Avenir Next"/>
+                <w:color w:val="1A1A1A"/>
+                <w:sz w:val="22"/>
                 <w:szCs w:val="18"/>
               </w:rPr>
-              <w:t xml:space="preserve">less than</w:t>
-            </w:r>
-            <w:r>
-              <w:rPr>
-                <w:rFonts w:ascii="Avenir Next" w:hAnsi="Avenir Next" w:cs="Avenir Next" w:eastAsia="Avenir Next"/>
-                <w:color w:val="1A1A1A"/>
-                <w:sz w:val="18"/>
+              <w:t xml:space="preserve">, </w:t>
+            </w:r>
+            <w:r>
+              <w:rPr>
+                <w:rFonts w:ascii="Avenir Next" w:hAnsi="Avenir Next" w:cs="Avenir Next" w:eastAsia="Avenir Next"/>
+                <w:b/>
+                <w:color w:val="1A1A1A"/>
+                <w:sz w:val="22"/>
                 <w:szCs w:val="18"/>
               </w:rPr>
-              <w:t xml:space="preserve">, </w:t>
-            </w:r>
-            <w:r>
-              <w:rPr>
-                <w:rFonts w:ascii="Avenir Next" w:hAnsi="Avenir Next" w:cs="Avenir Next" w:eastAsia="Avenir Next"/>
-                <w:b/>
-                <w:color w:val="1A1A1A"/>
-                <w:sz w:val="18"/>
-                <w:szCs w:val="18"/>
-              </w:rPr>
               <w:t xml:space="preserve">fewer than</w:t>
             </w:r>
             <w:r>
               <w:rPr>
                 <w:rFonts w:ascii="Avenir Next" w:hAnsi="Avenir Next" w:cs="Avenir Next" w:eastAsia="Avenir Next"/>
                 <w:color w:val="1A1A1A"/>
-                <w:sz w:val="18"/>
+                <w:sz w:val="22"/>
                 <w:szCs w:val="18"/>
               </w:rPr>
               <w:t xml:space="preserve">: &lt;</w:t>
@@ -326,73 +328,73 @@
                 <w:rFonts w:ascii="Avenir Next" w:hAnsi="Avenir Next" w:cs="Avenir Next" w:eastAsia="Avenir Next"/>
                 <w:b/>
                 <w:color w:val="003A70"/>
+                <w:sz w:val="22"/>
+                <w:szCs w:val="18"/>
+              </w:rPr>
+              <w:t xml:space="preserve">•</w:t>
+            </w:r>
+            <w:r>
+              <w:rPr>
+                <w:rFonts w:ascii="Avenir Next" w:hAnsi="Avenir Next" w:cs="Avenir Next" w:eastAsia="Avenir Next"/>
+                <w:color w:val="1A1A1A"/>
                 <w:sz w:val="18"/>
                 <w:szCs w:val="18"/>
               </w:rPr>
-              <w:t xml:space="preserve">•</w:t>
-            </w:r>
-            <w:r>
-              <w:rPr>
-                <w:rFonts w:ascii="Avenir Next" w:hAnsi="Avenir Next" w:cs="Avenir Next" w:eastAsia="Avenir Next"/>
-                <w:color w:val="1A1A1A"/>
-                <w:sz w:val="18"/>
+              <w:tab/>
+            </w:r>
+            <w:r>
+              <w:rPr>
+                <w:rFonts w:ascii="Avenir Next" w:hAnsi="Avenir Next" w:cs="Avenir Next" w:eastAsia="Avenir Next"/>
+                <w:b/>
+                <w:color w:val="1A1A1A"/>
+                <w:sz w:val="22"/>
                 <w:szCs w:val="18"/>
               </w:rPr>
-              <w:tab/>
-            </w:r>
-            <w:r>
-              <w:rPr>
-                <w:rFonts w:ascii="Avenir Next" w:hAnsi="Avenir Next" w:cs="Avenir Next" w:eastAsia="Avenir Next"/>
-                <w:b/>
-                <w:color w:val="1A1A1A"/>
-                <w:sz w:val="18"/>
+              <w:t xml:space="preserve">at least</w:t>
+            </w:r>
+            <w:r>
+              <w:rPr>
+                <w:rFonts w:ascii="Avenir Next" w:hAnsi="Avenir Next" w:cs="Avenir Next" w:eastAsia="Avenir Next"/>
+                <w:color w:val="1A1A1A"/>
+                <w:sz w:val="22"/>
                 <w:szCs w:val="18"/>
               </w:rPr>
-              <w:t xml:space="preserve">at least</w:t>
-            </w:r>
-            <w:r>
-              <w:rPr>
-                <w:rFonts w:ascii="Avenir Next" w:hAnsi="Avenir Next" w:cs="Avenir Next" w:eastAsia="Avenir Next"/>
-                <w:color w:val="1A1A1A"/>
-                <w:sz w:val="18"/>
+              <w:t xml:space="preserve">: ≥      </w:t>
+            </w:r>
+            <w:r>
+              <w:rPr>
+                <w:rFonts w:ascii="Avenir Next" w:hAnsi="Avenir Next" w:cs="Avenir Next" w:eastAsia="Avenir Next"/>
+                <w:b/>
+                <w:color w:val="1A1A1A"/>
+                <w:sz w:val="22"/>
                 <w:szCs w:val="18"/>
               </w:rPr>
-              <w:t xml:space="preserve">: ≥      </w:t>
-            </w:r>
-            <w:r>
-              <w:rPr>
-                <w:rFonts w:ascii="Avenir Next" w:hAnsi="Avenir Next" w:cs="Avenir Next" w:eastAsia="Avenir Next"/>
-                <w:b/>
-                <w:color w:val="1A1A1A"/>
-                <w:sz w:val="18"/>
+              <w:t xml:space="preserve">at most</w:t>
+            </w:r>
+            <w:r>
+              <w:rPr>
+                <w:rFonts w:ascii="Avenir Next" w:hAnsi="Avenir Next" w:cs="Avenir Next" w:eastAsia="Avenir Next"/>
+                <w:color w:val="1A1A1A"/>
+                <w:sz w:val="22"/>
                 <w:szCs w:val="18"/>
               </w:rPr>
-              <w:t xml:space="preserve">at most</w:t>
-            </w:r>
-            <w:r>
-              <w:rPr>
-                <w:rFonts w:ascii="Avenir Next" w:hAnsi="Avenir Next" w:cs="Avenir Next" w:eastAsia="Avenir Next"/>
-                <w:color w:val="1A1A1A"/>
-                <w:sz w:val="18"/>
+              <w:t xml:space="preserve">, </w:t>
+            </w:r>
+            <w:r>
+              <w:rPr>
+                <w:rFonts w:ascii="Avenir Next" w:hAnsi="Avenir Next" w:cs="Avenir Next" w:eastAsia="Avenir Next"/>
+                <w:b/>
+                <w:color w:val="1A1A1A"/>
+                <w:sz w:val="22"/>
                 <w:szCs w:val="18"/>
               </w:rPr>
-              <w:t xml:space="preserve">, </w:t>
-            </w:r>
-            <w:r>
-              <w:rPr>
-                <w:rFonts w:ascii="Avenir Next" w:hAnsi="Avenir Next" w:cs="Avenir Next" w:eastAsia="Avenir Next"/>
-                <w:b/>
-                <w:color w:val="1A1A1A"/>
-                <w:sz w:val="18"/>
-                <w:szCs w:val="18"/>
-              </w:rPr>
               <w:t xml:space="preserve">no more than</w:t>
             </w:r>
             <w:r>
               <w:rPr>
                 <w:rFonts w:ascii="Avenir Next" w:hAnsi="Avenir Next" w:cs="Avenir Next" w:eastAsia="Avenir Next"/>
                 <w:color w:val="1A1A1A"/>
-                <w:sz w:val="18"/>
+                <w:sz w:val="22"/>
                 <w:szCs w:val="18"/>
               </w:rPr>
               <w:t xml:space="preserve">: ≤</w:t>
@@ -411,44 +413,44 @@
                 <w:rFonts w:ascii="Avenir Next" w:hAnsi="Avenir Next" w:cs="Avenir Next" w:eastAsia="Avenir Next"/>
                 <w:b/>
                 <w:color w:val="003A70"/>
+                <w:sz w:val="22"/>
+                <w:szCs w:val="18"/>
+              </w:rPr>
+              <w:t xml:space="preserve">•</w:t>
+            </w:r>
+            <w:r>
+              <w:rPr>
+                <w:rFonts w:ascii="Avenir Next" w:hAnsi="Avenir Next" w:cs="Avenir Next" w:eastAsia="Avenir Next"/>
+                <w:color w:val="1A1A1A"/>
                 <w:sz w:val="18"/>
                 <w:szCs w:val="18"/>
               </w:rPr>
-              <w:t xml:space="preserve">•</w:t>
-            </w:r>
-            <w:r>
-              <w:rPr>
-                <w:rFonts w:ascii="Avenir Next" w:hAnsi="Avenir Next" w:cs="Avenir Next" w:eastAsia="Avenir Next"/>
-                <w:color w:val="1A1A1A"/>
-                <w:sz w:val="18"/>
+              <w:tab/>
+            </w:r>
+            <w:r>
+              <w:rPr>
+                <w:rFonts w:ascii="Avenir Next" w:hAnsi="Avenir Next" w:cs="Avenir Next" w:eastAsia="Avenir Next"/>
+                <w:color w:val="1A1A1A"/>
+                <w:sz w:val="22"/>
                 <w:szCs w:val="18"/>
               </w:rPr>
-              <w:tab/>
-            </w:r>
-            <w:r>
-              <w:rPr>
-                <w:rFonts w:ascii="Avenir Next" w:hAnsi="Avenir Next" w:cs="Avenir Next" w:eastAsia="Avenir Next"/>
-                <w:color w:val="1A1A1A"/>
-                <w:sz w:val="18"/>
+              <w:t xml:space="preserve">“At least” and “at most” </w:t>
+            </w:r>
+            <w:r>
+              <w:rPr>
+                <w:rFonts w:ascii="Avenir Next" w:hAnsi="Avenir Next" w:cs="Avenir Next" w:eastAsia="Avenir Next"/>
+                <w:b/>
+                <w:color w:val="1A1A1A"/>
+                <w:sz w:val="22"/>
                 <w:szCs w:val="18"/>
               </w:rPr>
-              <w:t xml:space="preserve">“At least” and “at most” </w:t>
-            </w:r>
-            <w:r>
-              <w:rPr>
-                <w:rFonts w:ascii="Avenir Next" w:hAnsi="Avenir Next" w:cs="Avenir Next" w:eastAsia="Avenir Next"/>
-                <w:b/>
-                <w:color w:val="1A1A1A"/>
-                <w:sz w:val="18"/>
-                <w:szCs w:val="18"/>
-              </w:rPr>
               <w:t xml:space="preserve">include</w:t>
             </w:r>
             <w:r>
               <w:rPr>
                 <w:rFonts w:ascii="Avenir Next" w:hAnsi="Avenir Next" w:cs="Avenir Next" w:eastAsia="Avenir Next"/>
                 <w:color w:val="1A1A1A"/>
-                <w:sz w:val="18"/>
+                <w:sz w:val="22"/>
                 <w:szCs w:val="18"/>
               </w:rPr>
               <w:t xml:space="preserve"> the boundary.</w:t>
@@ -463,6 +465,7 @@
           </w:tcPr>
           <w:p>
             <w:pPr>
+              <w:pStyle w:val="Heading2"/>
               <w:spacing w:before="0" w:after="0" w:line="240" w:lineRule="auto"/>
             </w:pPr>
             <w:r>
@@ -485,7 +488,7 @@
               <w:rPr>
                 <w:rFonts w:ascii="Avenir Next" w:hAnsi="Avenir Next" w:cs="Avenir Next" w:eastAsia="Avenir Next"/>
                 <w:color w:val="1A1A1A"/>
-                <w:sz w:val="17"/>
+                <w:sz w:val="22"/>
                 <w:szCs w:val="17"/>
               </w:rPr>
               <w:t xml:space="preserve">A food pantry needs at least 40 volunteers on Saturday. Write an inequality for </w:t>
@@ -495,7 +498,7 @@
                 <w:rFonts w:ascii="Avenir Next" w:hAnsi="Avenir Next" w:cs="Avenir Next" w:eastAsia="Avenir Next"/>
                 <w:i/>
                 <w:color w:val="1A1A1A"/>
-                <w:sz w:val="17"/>
+                <w:sz w:val="22"/>
                 <w:szCs w:val="17"/>
               </w:rPr>
               <w:t xml:space="preserve">v</w:t>
@@ -504,7 +507,7 @@
               <w:rPr>
                 <w:rFonts w:ascii="Avenir Next" w:hAnsi="Avenir Next" w:cs="Avenir Next" w:eastAsia="Avenir Next"/>
                 <w:color w:val="1A1A1A"/>
-                <w:sz w:val="17"/>
+                <w:sz w:val="22"/>
                 <w:szCs w:val="17"/>
               </w:rPr>
               <w:t xml:space="preserve">, the number of volunteers.</w:t>
@@ -523,25 +526,25 @@
                 <w:rFonts w:ascii="Avenir Next" w:hAnsi="Avenir Next" w:cs="Avenir Next" w:eastAsia="Avenir Next"/>
                 <w:b/>
                 <w:color w:val="003A70"/>
+                <w:sz w:val="22"/>
+                <w:szCs w:val="17"/>
+              </w:rPr>
+              <w:t xml:space="preserve">Step 1</w:t>
+            </w:r>
+            <w:r>
+              <w:rPr>
+                <w:rFonts w:ascii="Avenir Next" w:hAnsi="Avenir Next" w:cs="Avenir Next" w:eastAsia="Avenir Next"/>
+                <w:color w:val="1A1A1A"/>
                 <w:sz w:val="17"/>
                 <w:szCs w:val="17"/>
               </w:rPr>
-              <w:t xml:space="preserve">Step 1</w:t>
-            </w:r>
-            <w:r>
-              <w:rPr>
-                <w:rFonts w:ascii="Avenir Next" w:hAnsi="Avenir Next" w:cs="Avenir Next" w:eastAsia="Avenir Next"/>
-                <w:color w:val="1A1A1A"/>
-                <w:sz w:val="17"/>
-                <w:szCs w:val="17"/>
-              </w:rPr>
               <w:tab/>
             </w:r>
             <w:r>
               <w:rPr>
                 <w:rFonts w:ascii="Avenir Next" w:hAnsi="Avenir Next" w:cs="Avenir Next" w:eastAsia="Avenir Next"/>
                 <w:color w:val="1A1A1A"/>
-                <w:sz w:val="17"/>
+                <w:sz w:val="22"/>
                 <w:szCs w:val="17"/>
               </w:rPr>
               <w:t xml:space="preserve">“At least 40” means 40 or more, so 40 is included.</w:t>
@@ -560,44 +563,44 @@
                 <w:rFonts w:ascii="Avenir Next" w:hAnsi="Avenir Next" w:cs="Avenir Next" w:eastAsia="Avenir Next"/>
                 <w:b/>
                 <w:color w:val="003A70"/>
+                <w:sz w:val="22"/>
+                <w:szCs w:val="17"/>
+              </w:rPr>
+              <w:t xml:space="preserve">Step 2</w:t>
+            </w:r>
+            <w:r>
+              <w:rPr>
+                <w:rFonts w:ascii="Avenir Next" w:hAnsi="Avenir Next" w:cs="Avenir Next" w:eastAsia="Avenir Next"/>
+                <w:color w:val="1A1A1A"/>
                 <w:sz w:val="17"/>
                 <w:szCs w:val="17"/>
               </w:rPr>
-              <w:t xml:space="preserve">Step 2</w:t>
-            </w:r>
-            <w:r>
-              <w:rPr>
-                <w:rFonts w:ascii="Avenir Next" w:hAnsi="Avenir Next" w:cs="Avenir Next" w:eastAsia="Avenir Next"/>
-                <w:color w:val="1A1A1A"/>
-                <w:sz w:val="17"/>
+              <w:tab/>
+            </w:r>
+            <w:r>
+              <w:rPr>
+                <w:rFonts w:ascii="Avenir Next" w:hAnsi="Avenir Next" w:cs="Avenir Next" w:eastAsia="Avenir Next"/>
+                <w:color w:val="1A1A1A"/>
+                <w:sz w:val="22"/>
                 <w:szCs w:val="17"/>
               </w:rPr>
-              <w:tab/>
-            </w:r>
-            <w:r>
-              <w:rPr>
-                <w:rFonts w:ascii="Avenir Next" w:hAnsi="Avenir Next" w:cs="Avenir Next" w:eastAsia="Avenir Next"/>
-                <w:color w:val="1A1A1A"/>
-                <w:sz w:val="17"/>
+              <w:t xml:space="preserve">Use ≥ : </w:t>
+            </w:r>
+            <w:r>
+              <w:rPr>
+                <w:rFonts w:ascii="Avenir Next" w:hAnsi="Avenir Next" w:cs="Avenir Next" w:eastAsia="Avenir Next"/>
+                <w:i/>
+                <w:color w:val="1A1A1A"/>
+                <w:sz w:val="22"/>
                 <w:szCs w:val="17"/>
               </w:rPr>
-              <w:t xml:space="preserve">Use ≥ : </w:t>
-            </w:r>
-            <w:r>
-              <w:rPr>
-                <w:rFonts w:ascii="Avenir Next" w:hAnsi="Avenir Next" w:cs="Avenir Next" w:eastAsia="Avenir Next"/>
-                <w:i/>
-                <w:color w:val="1A1A1A"/>
-                <w:sz w:val="17"/>
-                <w:szCs w:val="17"/>
-              </w:rPr>
               <w:t xml:space="preserve">v</w:t>
             </w:r>
             <w:r>
               <w:rPr>
                 <w:rFonts w:ascii="Avenir Next" w:hAnsi="Avenir Next" w:cs="Avenir Next" w:eastAsia="Avenir Next"/>
                 <w:color w:val="1A1A1A"/>
-                <w:sz w:val="17"/>
+                <w:sz w:val="22"/>
                 <w:szCs w:val="17"/>
               </w:rPr>
               <w:t xml:space="preserve"> ≥ 40. Test: 40 and 52 work; 38 does not.</w:t>
@@ -616,29 +619,29 @@
                 <w:rFonts w:ascii="Avenir Next" w:hAnsi="Avenir Next" w:cs="Avenir Next" w:eastAsia="Avenir Next"/>
                 <w:b/>
                 <w:color w:val="1A1A1A"/>
+                <w:sz w:val="22"/>
+                <w:szCs w:val="17"/>
+              </w:rPr>
+              <w:t xml:space="preserve">Answer</w:t>
+            </w:r>
+            <w:r>
+              <w:rPr>
+                <w:rFonts w:ascii="Avenir Next" w:hAnsi="Avenir Next" w:cs="Avenir Next" w:eastAsia="Avenir Next"/>
+                <w:color w:val="1A1A1A"/>
                 <w:sz w:val="17"/>
                 <w:szCs w:val="17"/>
               </w:rPr>
-              <w:t xml:space="preserve">Answer</w:t>
-            </w:r>
-            <w:r>
-              <w:rPr>
-                <w:rFonts w:ascii="Avenir Next" w:hAnsi="Avenir Next" w:cs="Avenir Next" w:eastAsia="Avenir Next"/>
-                <w:color w:val="1A1A1A"/>
-                <w:sz w:val="17"/>
+              <w:tab/>
+            </w:r>
+            <w:r>
+              <w:rPr>
+                <w:rFonts w:ascii="Avenir Next" w:hAnsi="Avenir Next" w:cs="Avenir Next" w:eastAsia="Avenir Next"/>
+                <w:b/>
+                <w:i/>
+                <w:color w:val="1A1A1A"/>
+                <w:sz w:val="22"/>
                 <w:szCs w:val="17"/>
               </w:rPr>
-              <w:tab/>
-            </w:r>
-            <w:r>
-              <w:rPr>
-                <w:rFonts w:ascii="Avenir Next" w:hAnsi="Avenir Next" w:cs="Avenir Next" w:eastAsia="Avenir Next"/>
-                <w:b/>
-                <w:i/>
-                <w:color w:val="1A1A1A"/>
-                <w:sz w:val="17"/>
-                <w:szCs w:val="17"/>
-              </w:rPr>
               <w:t xml:space="preserve">v</w:t>
             </w:r>
             <w:r>
@@ -646,7 +649,7 @@
                 <w:rFonts w:ascii="Avenir Next" w:hAnsi="Avenir Next" w:cs="Avenir Next" w:eastAsia="Avenir Next"/>
                 <w:b/>
                 <w:color w:val="1A1A1A"/>
-                <w:sz w:val="17"/>
+                <w:sz w:val="22"/>
                 <w:szCs w:val="17"/>
               </w:rPr>
               <w:t xml:space="preserve"> ≥ 40</w:t>
@@ -657,6 +660,7 @@
     </w:tbl>
     <w:p>
       <w:pPr>
+        <w:pStyle w:val="Heading2"/>
         <w:keepNext/>
         <w:pBdr>
           <w:bottom w:val="single" w:sz="8" w:space="3" w:color="003A70"/>
@@ -672,7 +676,7 @@
           <w:b/>
           <w:color w:val="003A70"/>
           <w:spacing w:val="14"/>
-          <w:sz w:val="19"/>
+          <w:sz w:val="22"/>
           <w:szCs w:val="19"/>
         </w:rPr>
         <w:t xml:space="preserve">PRACTICE</w:t>
@@ -691,7 +695,7 @@
           <w:rFonts w:ascii="Avenir Next" w:hAnsi="Avenir Next" w:cs="Avenir Next" w:eastAsia="Avenir Next"/>
           <w:i/>
           <w:color w:val="5A5F66"/>
-          <w:sz w:val="17"/>
+          <w:sz w:val="22"/>
           <w:szCs w:val="17"/>
         </w:rPr>
         <w:t xml:space="preserve">show your work · label units</w:t>
@@ -711,25 +715,25 @@
           <w:rFonts w:ascii="Avenir Next" w:hAnsi="Avenir Next" w:cs="Avenir Next" w:eastAsia="Avenir Next"/>
           <w:b/>
           <w:color w:val="1A1A1A"/>
+          <w:sz w:val="22"/>
+          <w:szCs w:val="20"/>
+        </w:rPr>
+        <w:t xml:space="preserve">1.</w:t>
+      </w:r>
+      <w:r>
+        <w:rPr>
+          <w:rFonts w:ascii="Avenir Next" w:hAnsi="Avenir Next" w:cs="Avenir Next" w:eastAsia="Avenir Next"/>
+          <w:color w:val="1A1A1A"/>
           <w:sz w:val="20"/>
           <w:szCs w:val="20"/>
         </w:rPr>
-        <w:t xml:space="preserve">1.</w:t>
-      </w:r>
-      <w:r>
-        <w:rPr>
-          <w:rFonts w:ascii="Avenir Next" w:hAnsi="Avenir Next" w:cs="Avenir Next" w:eastAsia="Avenir Next"/>
-          <w:color w:val="1A1A1A"/>
-          <w:sz w:val="20"/>
-          <w:szCs w:val="20"/>
-        </w:rPr>
         <w:tab/>
       </w:r>
       <w:r>
         <w:rPr>
           <w:rFonts w:ascii="Avenir Next" w:hAnsi="Avenir Next" w:cs="Avenir Next" w:eastAsia="Avenir Next"/>
           <w:color w:val="1A1A1A"/>
-          <w:sz w:val="20"/>
+          <w:sz w:val="22"/>
           <w:szCs w:val="20"/>
         </w:rPr>
         <w:t xml:space="preserve">Write an inequality for each phrase. Use </w:t>
@@ -739,7 +743,7 @@
           <w:rFonts w:ascii="Avenir Next" w:hAnsi="Avenir Next" w:cs="Avenir Next" w:eastAsia="Avenir Next"/>
           <w:i/>
           <w:color w:val="1A1A1A"/>
-          <w:sz w:val="20"/>
+          <w:sz w:val="22"/>
           <w:szCs w:val="20"/>
         </w:rPr>
         <w:t xml:space="preserve">x</w:t>
@@ -748,7 +752,7 @@
         <w:rPr>
           <w:rFonts w:ascii="Avenir Next" w:hAnsi="Avenir Next" w:cs="Avenir Next" w:eastAsia="Avenir Next"/>
           <w:color w:val="1A1A1A"/>
-          <w:sz w:val="20"/>
+          <w:sz w:val="22"/>
           <w:szCs w:val="20"/>
         </w:rPr>
         <w:t xml:space="preserve">.</w:t>
@@ -804,25 +808,25 @@
                 <w:rFonts w:ascii="Avenir Next" w:hAnsi="Avenir Next" w:cs="Avenir Next" w:eastAsia="Avenir Next"/>
                 <w:b/>
                 <w:color w:val="003A70"/>
+                <w:sz w:val="22"/>
+                <w:szCs w:val="20"/>
+              </w:rPr>
+              <w:t xml:space="preserve">a.</w:t>
+            </w:r>
+            <w:r>
+              <w:rPr>
+                <w:rFonts w:ascii="Avenir Next" w:hAnsi="Avenir Next" w:cs="Avenir Next" w:eastAsia="Avenir Next"/>
+                <w:color w:val="1A1A1A"/>
                 <w:sz w:val="20"/>
                 <w:szCs w:val="20"/>
               </w:rPr>
-              <w:t xml:space="preserve">a.</w:t>
-            </w:r>
-            <w:r>
-              <w:rPr>
-                <w:rFonts w:ascii="Avenir Next" w:hAnsi="Avenir Next" w:cs="Avenir Next" w:eastAsia="Avenir Next"/>
-                <w:color w:val="1A1A1A"/>
-                <w:sz w:val="20"/>
-                <w:szCs w:val="20"/>
-              </w:rPr>
               <w:tab/>
             </w:r>
             <w:r>
               <w:rPr>
                 <w:rFonts w:ascii="Avenir Next" w:hAnsi="Avenir Next" w:cs="Avenir Next" w:eastAsia="Avenir Next"/>
                 <w:color w:val="1A1A1A"/>
-                <w:sz w:val="20"/>
+                <w:sz w:val="22"/>
                 <w:szCs w:val="20"/>
               </w:rPr>
               <w:t xml:space="preserve">more than 12</w:t>
@@ -866,25 +870,25 @@
                 <w:rFonts w:ascii="Avenir Next" w:hAnsi="Avenir Next" w:cs="Avenir Next" w:eastAsia="Avenir Next"/>
                 <w:b/>
                 <w:color w:val="003A70"/>
+                <w:sz w:val="22"/>
+                <w:szCs w:val="20"/>
+              </w:rPr>
+              <w:t xml:space="preserve">b.</w:t>
+            </w:r>
+            <w:r>
+              <w:rPr>
+                <w:rFonts w:ascii="Avenir Next" w:hAnsi="Avenir Next" w:cs="Avenir Next" w:eastAsia="Avenir Next"/>
+                <w:color w:val="1A1A1A"/>
                 <w:sz w:val="20"/>
                 <w:szCs w:val="20"/>
               </w:rPr>
-              <w:t xml:space="preserve">b.</w:t>
-            </w:r>
-            <w:r>
-              <w:rPr>
-                <w:rFonts w:ascii="Avenir Next" w:hAnsi="Avenir Next" w:cs="Avenir Next" w:eastAsia="Avenir Next"/>
-                <w:color w:val="1A1A1A"/>
-                <w:sz w:val="20"/>
-                <w:szCs w:val="20"/>
-              </w:rPr>
               <w:tab/>
             </w:r>
             <w:r>
               <w:rPr>
                 <w:rFonts w:ascii="Avenir Next" w:hAnsi="Avenir Next" w:cs="Avenir Next" w:eastAsia="Avenir Next"/>
                 <w:color w:val="1A1A1A"/>
-                <w:sz w:val="20"/>
+                <w:sz w:val="22"/>
                 <w:szCs w:val="20"/>
               </w:rPr>
               <w:t xml:space="preserve">at most 30</w:t>
@@ -928,25 +932,25 @@
                 <w:rFonts w:ascii="Avenir Next" w:hAnsi="Avenir Next" w:cs="Avenir Next" w:eastAsia="Avenir Next"/>
                 <w:b/>
                 <w:color w:val="003A70"/>
+                <w:sz w:val="22"/>
+                <w:szCs w:val="20"/>
+              </w:rPr>
+              <w:t xml:space="preserve">c.</w:t>
+            </w:r>
+            <w:r>
+              <w:rPr>
+                <w:rFonts w:ascii="Avenir Next" w:hAnsi="Avenir Next" w:cs="Avenir Next" w:eastAsia="Avenir Next"/>
+                <w:color w:val="1A1A1A"/>
                 <w:sz w:val="20"/>
                 <w:szCs w:val="20"/>
               </w:rPr>
-              <w:t xml:space="preserve">c.</w:t>
-            </w:r>
-            <w:r>
-              <w:rPr>
-                <w:rFonts w:ascii="Avenir Next" w:hAnsi="Avenir Next" w:cs="Avenir Next" w:eastAsia="Avenir Next"/>
-                <w:color w:val="1A1A1A"/>
-                <w:sz w:val="20"/>
-                <w:szCs w:val="20"/>
-              </w:rPr>
               <w:tab/>
             </w:r>
             <w:r>
               <w:rPr>
                 <w:rFonts w:ascii="Avenir Next" w:hAnsi="Avenir Next" w:cs="Avenir Next" w:eastAsia="Avenir Next"/>
                 <w:color w:val="1A1A1A"/>
-                <w:sz w:val="20"/>
+                <w:sz w:val="22"/>
                 <w:szCs w:val="20"/>
               </w:rPr>
               <w:t xml:space="preserve">fewer than 8</w:t>
@@ -996,25 +1000,25 @@
                 <w:rFonts w:ascii="Avenir Next" w:hAnsi="Avenir Next" w:cs="Avenir Next" w:eastAsia="Avenir Next"/>
                 <w:b/>
                 <w:color w:val="003A70"/>
+                <w:sz w:val="22"/>
+                <w:szCs w:val="20"/>
+              </w:rPr>
+              <w:t xml:space="preserve">d.</w:t>
+            </w:r>
+            <w:r>
+              <w:rPr>
+                <w:rFonts w:ascii="Avenir Next" w:hAnsi="Avenir Next" w:cs="Avenir Next" w:eastAsia="Avenir Next"/>
+                <w:color w:val="1A1A1A"/>
                 <w:sz w:val="20"/>
                 <w:szCs w:val="20"/>
               </w:rPr>
-              <w:t xml:space="preserve">d.</w:t>
-            </w:r>
-            <w:r>
-              <w:rPr>
-                <w:rFonts w:ascii="Avenir Next" w:hAnsi="Avenir Next" w:cs="Avenir Next" w:eastAsia="Avenir Next"/>
-                <w:color w:val="1A1A1A"/>
-                <w:sz w:val="20"/>
-                <w:szCs w:val="20"/>
-              </w:rPr>
               <w:tab/>
             </w:r>
             <w:r>
               <w:rPr>
                 <w:rFonts w:ascii="Avenir Next" w:hAnsi="Avenir Next" w:cs="Avenir Next" w:eastAsia="Avenir Next"/>
                 <w:color w:val="1A1A1A"/>
-                <w:sz w:val="20"/>
+                <w:sz w:val="22"/>
                 <w:szCs w:val="20"/>
               </w:rPr>
               <w:t xml:space="preserve">at least 15</w:t>
@@ -1058,25 +1062,25 @@
                 <w:rFonts w:ascii="Avenir Next" w:hAnsi="Avenir Next" w:cs="Avenir Next" w:eastAsia="Avenir Next"/>
                 <w:b/>
                 <w:color w:val="003A70"/>
+                <w:sz w:val="22"/>
+                <w:szCs w:val="20"/>
+              </w:rPr>
+              <w:t xml:space="preserve">e.</w:t>
+            </w:r>
+            <w:r>
+              <w:rPr>
+                <w:rFonts w:ascii="Avenir Next" w:hAnsi="Avenir Next" w:cs="Avenir Next" w:eastAsia="Avenir Next"/>
+                <w:color w:val="1A1A1A"/>
                 <w:sz w:val="20"/>
                 <w:szCs w:val="20"/>
               </w:rPr>
-              <w:t xml:space="preserve">e.</w:t>
-            </w:r>
-            <w:r>
-              <w:rPr>
-                <w:rFonts w:ascii="Avenir Next" w:hAnsi="Avenir Next" w:cs="Avenir Next" w:eastAsia="Avenir Next"/>
-                <w:color w:val="1A1A1A"/>
-                <w:sz w:val="20"/>
-                <w:szCs w:val="20"/>
-              </w:rPr>
               <w:tab/>
             </w:r>
             <w:r>
               <w:rPr>
                 <w:rFonts w:ascii="Avenir Next" w:hAnsi="Avenir Next" w:cs="Avenir Next" w:eastAsia="Avenir Next"/>
                 <w:color w:val="1A1A1A"/>
-                <w:sz w:val="20"/>
+                <w:sz w:val="22"/>
                 <w:szCs w:val="20"/>
               </w:rPr>
               <w:t xml:space="preserve">no more than 6</w:t>
@@ -1120,25 +1124,25 @@
                 <w:rFonts w:ascii="Avenir Next" w:hAnsi="Avenir Next" w:cs="Avenir Next" w:eastAsia="Avenir Next"/>
                 <w:b/>
                 <w:color w:val="003A70"/>
+                <w:sz w:val="22"/>
+                <w:szCs w:val="20"/>
+              </w:rPr>
+              <w:t xml:space="preserve">f.</w:t>
+            </w:r>
+            <w:r>
+              <w:rPr>
+                <w:rFonts w:ascii="Avenir Next" w:hAnsi="Avenir Next" w:cs="Avenir Next" w:eastAsia="Avenir Next"/>
+                <w:color w:val="1A1A1A"/>
                 <w:sz w:val="20"/>
                 <w:szCs w:val="20"/>
               </w:rPr>
-              <w:t xml:space="preserve">f.</w:t>
-            </w:r>
-            <w:r>
-              <w:rPr>
-                <w:rFonts w:ascii="Avenir Next" w:hAnsi="Avenir Next" w:cs="Avenir Next" w:eastAsia="Avenir Next"/>
-                <w:color w:val="1A1A1A"/>
-                <w:sz w:val="20"/>
-                <w:szCs w:val="20"/>
-              </w:rPr>
               <w:tab/>
             </w:r>
             <w:r>
               <w:rPr>
                 <w:rFonts w:ascii="Avenir Next" w:hAnsi="Avenir Next" w:cs="Avenir Next" w:eastAsia="Avenir Next"/>
                 <w:color w:val="1A1A1A"/>
-                <w:sz w:val="20"/>
+                <w:sz w:val="22"/>
                 <w:szCs w:val="20"/>
               </w:rPr>
               <w:t xml:space="preserve">greater than −3</w:t>
@@ -1188,25 +1192,25 @@
                 <w:rFonts w:ascii="Avenir Next" w:hAnsi="Avenir Next" w:cs="Avenir Next" w:eastAsia="Avenir Next"/>
                 <w:b/>
                 <w:color w:val="003A70"/>
+                <w:sz w:val="22"/>
+                <w:szCs w:val="20"/>
+              </w:rPr>
+              <w:t xml:space="preserve">g.</w:t>
+            </w:r>
+            <w:r>
+              <w:rPr>
+                <w:rFonts w:ascii="Avenir Next" w:hAnsi="Avenir Next" w:cs="Avenir Next" w:eastAsia="Avenir Next"/>
+                <w:color w:val="1A1A1A"/>
                 <w:sz w:val="20"/>
                 <w:szCs w:val="20"/>
               </w:rPr>
-              <w:t xml:space="preserve">g.</w:t>
-            </w:r>
-            <w:r>
-              <w:rPr>
-                <w:rFonts w:ascii="Avenir Next" w:hAnsi="Avenir Next" w:cs="Avenir Next" w:eastAsia="Avenir Next"/>
-                <w:color w:val="1A1A1A"/>
-                <w:sz w:val="20"/>
-                <w:szCs w:val="20"/>
-              </w:rPr>
               <w:tab/>
             </w:r>
             <w:r>
               <w:rPr>
                 <w:rFonts w:ascii="Avenir Next" w:hAnsi="Avenir Next" w:cs="Avenir Next" w:eastAsia="Avenir Next"/>
                 <w:color w:val="1A1A1A"/>
-                <w:sz w:val="20"/>
+                <w:sz w:val="22"/>
                 <w:szCs w:val="20"/>
               </w:rPr>
               <w:t xml:space="preserve">below 0</w:t>
@@ -1250,25 +1254,25 @@
                 <w:rFonts w:ascii="Avenir Next" w:hAnsi="Avenir Next" w:cs="Avenir Next" w:eastAsia="Avenir Next"/>
                 <w:b/>
                 <w:color w:val="003A70"/>
+                <w:sz w:val="22"/>
+                <w:szCs w:val="20"/>
+              </w:rPr>
+              <w:t xml:space="preserve">h.</w:t>
+            </w:r>
+            <w:r>
+              <w:rPr>
+                <w:rFonts w:ascii="Avenir Next" w:hAnsi="Avenir Next" w:cs="Avenir Next" w:eastAsia="Avenir Next"/>
+                <w:color w:val="1A1A1A"/>
                 <w:sz w:val="20"/>
                 <w:szCs w:val="20"/>
               </w:rPr>
-              <w:t xml:space="preserve">h.</w:t>
-            </w:r>
-            <w:r>
-              <w:rPr>
-                <w:rFonts w:ascii="Avenir Next" w:hAnsi="Avenir Next" w:cs="Avenir Next" w:eastAsia="Avenir Next"/>
-                <w:color w:val="1A1A1A"/>
-                <w:sz w:val="20"/>
-                <w:szCs w:val="20"/>
-              </w:rPr>
               <w:tab/>
             </w:r>
             <w:r>
               <w:rPr>
                 <w:rFonts w:ascii="Avenir Next" w:hAnsi="Avenir Next" w:cs="Avenir Next" w:eastAsia="Avenir Next"/>
                 <w:color w:val="1A1A1A"/>
-                <w:sz w:val="20"/>
+                <w:sz w:val="22"/>
                 <w:szCs w:val="20"/>
               </w:rPr>
               <w:t xml:space="preserve">a maximum of 100</w:t>
@@ -1326,25 +1330,25 @@
           <w:rFonts w:ascii="Avenir Next" w:hAnsi="Avenir Next" w:cs="Avenir Next" w:eastAsia="Avenir Next"/>
           <w:b/>
           <w:color w:val="1A1A1A"/>
+          <w:sz w:val="22"/>
+          <w:szCs w:val="20"/>
+        </w:rPr>
+        <w:t xml:space="preserve">2.</w:t>
+      </w:r>
+      <w:r>
+        <w:rPr>
+          <w:rFonts w:ascii="Avenir Next" w:hAnsi="Avenir Next" w:cs="Avenir Next" w:eastAsia="Avenir Next"/>
+          <w:color w:val="1A1A1A"/>
           <w:sz w:val="20"/>
           <w:szCs w:val="20"/>
         </w:rPr>
-        <w:t xml:space="preserve">2.</w:t>
-      </w:r>
-      <w:r>
-        <w:rPr>
-          <w:rFonts w:ascii="Avenir Next" w:hAnsi="Avenir Next" w:cs="Avenir Next" w:eastAsia="Avenir Next"/>
-          <w:color w:val="1A1A1A"/>
-          <w:sz w:val="20"/>
-          <w:szCs w:val="20"/>
-        </w:rPr>
         <w:tab/>
       </w:r>
       <w:r>
         <w:rPr>
           <w:rFonts w:ascii="Avenir Next" w:hAnsi="Avenir Next" w:cs="Avenir Next" w:eastAsia="Avenir Next"/>
           <w:color w:val="1A1A1A"/>
-          <w:sz w:val="20"/>
+          <w:sz w:val="22"/>
           <w:szCs w:val="20"/>
         </w:rPr>
         <w:t xml:space="preserve">Write an inequality for each sign. Use the variable given.</w:t>
@@ -1397,7 +1401,7 @@
                 <w:rFonts w:ascii="Avenir Next" w:hAnsi="Avenir Next" w:cs="Avenir Next" w:eastAsia="Avenir Next"/>
                 <w:b/>
                 <w:color w:val="1A1A1A"/>
-                <w:sz w:val="19"/>
+                <w:sz w:val="22"/>
                 <w:szCs w:val="19"/>
               </w:rPr>
               <w:t xml:space="preserve">Sign</w:t>
@@ -1420,7 +1424,7 @@
                 <w:rFonts w:ascii="Avenir Next" w:hAnsi="Avenir Next" w:cs="Avenir Next" w:eastAsia="Avenir Next"/>
                 <w:b/>
                 <w:color w:val="1A1A1A"/>
-                <w:sz w:val="19"/>
+                <w:sz w:val="22"/>
                 <w:szCs w:val="19"/>
               </w:rPr>
               <w:t xml:space="preserve">Inequality</w:t>
@@ -1449,7 +1453,7 @@
                 <w:rFonts w:ascii="Avenir Next" w:hAnsi="Avenir Next" w:cs="Avenir Next" w:eastAsia="Avenir Next"/>
                 <w:b/>
                 <w:color w:val="1A1A1A"/>
-                <w:sz w:val="19"/>
+                <w:sz w:val="22"/>
                 <w:szCs w:val="19"/>
               </w:rPr>
               <w:t xml:space="preserve">Riders must be at least 54 inches tall. (</w:t>
@@ -1460,7 +1464,7 @@
                 <w:b/>
                 <w:i/>
                 <w:color w:val="1A1A1A"/>
-                <w:sz w:val="19"/>
+                <w:sz w:val="22"/>
                 <w:szCs w:val="19"/>
               </w:rPr>
               <w:t xml:space="preserve">h</w:t>
@@ -1470,7 +1474,7 @@
                 <w:rFonts w:ascii="Avenir Next" w:hAnsi="Avenir Next" w:cs="Avenir Next" w:eastAsia="Avenir Next"/>
                 <w:b/>
                 <w:color w:val="1A1A1A"/>
-                <w:sz w:val="19"/>
+                <w:sz w:val="22"/>
                 <w:szCs w:val="19"/>
               </w:rPr>
               <w:t xml:space="preserve">)</w:t>
@@ -1510,7 +1514,7 @@
                 <w:rFonts w:ascii="Avenir Next" w:hAnsi="Avenir Next" w:cs="Avenir Next" w:eastAsia="Avenir Next"/>
                 <w:b/>
                 <w:color w:val="1A1A1A"/>
-                <w:sz w:val="19"/>
+                <w:sz w:val="22"/>
                 <w:szCs w:val="19"/>
               </w:rPr>
               <w:t xml:space="preserve">Speed limit: 35 miles per hour. (</w:t>
@@ -1521,7 +1525,7 @@
                 <w:b/>
                 <w:i/>
                 <w:color w:val="1A1A1A"/>
-                <w:sz w:val="19"/>
+                <w:sz w:val="22"/>
                 <w:szCs w:val="19"/>
               </w:rPr>
               <w:t xml:space="preserve">s</w:t>
@@ -1531,7 +1535,7 @@
                 <w:rFonts w:ascii="Avenir Next" w:hAnsi="Avenir Next" w:cs="Avenir Next" w:eastAsia="Avenir Next"/>
                 <w:b/>
                 <w:color w:val="1A1A1A"/>
-                <w:sz w:val="19"/>
+                <w:sz w:val="22"/>
                 <w:szCs w:val="19"/>
               </w:rPr>
               <w:t xml:space="preserve">)</w:t>
@@ -1571,7 +1575,7 @@
                 <w:rFonts w:ascii="Avenir Next" w:hAnsi="Avenir Next" w:cs="Avenir Next" w:eastAsia="Avenir Next"/>
                 <w:b/>
                 <w:color w:val="1A1A1A"/>
-                <w:sz w:val="19"/>
+                <w:sz w:val="22"/>
                 <w:szCs w:val="19"/>
               </w:rPr>
               <w:t xml:space="preserve">Buy more than 10 items to get a discount. (</w:t>
@@ -1582,7 +1586,7 @@
                 <w:b/>
                 <w:i/>
                 <w:color w:val="1A1A1A"/>
-                <w:sz w:val="19"/>
+                <w:sz w:val="22"/>
                 <w:szCs w:val="19"/>
               </w:rPr>
               <w:t xml:space="preserve">n</w:t>
@@ -1592,7 +1596,7 @@
                 <w:rFonts w:ascii="Avenir Next" w:hAnsi="Avenir Next" w:cs="Avenir Next" w:eastAsia="Avenir Next"/>
                 <w:b/>
                 <w:color w:val="1A1A1A"/>
-                <w:sz w:val="19"/>
+                <w:sz w:val="22"/>
                 <w:szCs w:val="19"/>
               </w:rPr>
               <w:t xml:space="preserve">)</w:t>
@@ -1632,7 +1636,7 @@
                 <w:rFonts w:ascii="Avenir Next" w:hAnsi="Avenir Next" w:cs="Avenir Next" w:eastAsia="Avenir Next"/>
                 <w:b/>
                 <w:color w:val="1A1A1A"/>
-                <w:sz w:val="19"/>
+                <w:sz w:val="22"/>
                 <w:szCs w:val="19"/>
               </w:rPr>
               <w:t xml:space="preserve">Fewer than 120 people may be in this room. (</w:t>
@@ -1643,7 +1647,7 @@
                 <w:b/>
                 <w:i/>
                 <w:color w:val="1A1A1A"/>
-                <w:sz w:val="19"/>
+                <w:sz w:val="22"/>
                 <w:szCs w:val="19"/>
               </w:rPr>
               <w:t xml:space="preserve">p</w:t>
@@ -1653,7 +1657,7 @@
                 <w:rFonts w:ascii="Avenir Next" w:hAnsi="Avenir Next" w:cs="Avenir Next" w:eastAsia="Avenir Next"/>
                 <w:b/>
                 <w:color w:val="1A1A1A"/>
-                <w:sz w:val="19"/>
+                <w:sz w:val="22"/>
                 <w:szCs w:val="19"/>
               </w:rPr>
               <w:t xml:space="preserve">)</w:t>
@@ -1692,18 +1696,18 @@
           <w:rFonts w:ascii="Avenir Next" w:hAnsi="Avenir Next" w:cs="Avenir Next" w:eastAsia="Avenir Next"/>
           <w:b/>
           <w:color w:val="1A1A1A"/>
+          <w:sz w:val="22"/>
+          <w:szCs w:val="20"/>
+        </w:rPr>
+        <w:t xml:space="preserve">3.</w:t>
+      </w:r>
+      <w:r>
+        <w:rPr>
+          <w:rFonts w:ascii="Avenir Next" w:hAnsi="Avenir Next" w:cs="Avenir Next" w:eastAsia="Avenir Next"/>
+          <w:color w:val="1A1A1A"/>
           <w:sz w:val="20"/>
           <w:szCs w:val="20"/>
         </w:rPr>
-        <w:t xml:space="preserve">3.</w:t>
-      </w:r>
-      <w:r>
-        <w:rPr>
-          <w:rFonts w:ascii="Avenir Next" w:hAnsi="Avenir Next" w:cs="Avenir Next" w:eastAsia="Avenir Next"/>
-          <w:color w:val="1A1A1A"/>
-          <w:sz w:val="20"/>
-          <w:szCs w:val="20"/>
-        </w:rPr>
         <w:tab/>
       </w:r>
       <w:r>
@@ -1711,7 +1715,7 @@
           <w:rFonts w:ascii="Avenir Next" w:hAnsi="Avenir Next" w:cs="Avenir Next" w:eastAsia="Avenir Next"/>
           <w:b/>
           <w:color w:val="1A1A1A"/>
-          <w:sz w:val="20"/>
+          <w:sz w:val="22"/>
           <w:szCs w:val="20"/>
         </w:rPr>
         <w:t xml:space="preserve">City Bus.  </w:t>
@@ -1720,7 +1724,7 @@
         <w:rPr>
           <w:rFonts w:ascii="Avenir Next" w:hAnsi="Avenir Next" w:cs="Avenir Next" w:eastAsia="Avenir Next"/>
           <w:color w:val="1A1A1A"/>
-          <w:sz w:val="20"/>
+          <w:sz w:val="22"/>
           <w:szCs w:val="20"/>
         </w:rPr>
         <w:t xml:space="preserve">A city bus can carry no more than 48 riders. Write an inequality for </w:t>
@@ -1730,7 +1734,7 @@
           <w:rFonts w:ascii="Avenir Next" w:hAnsi="Avenir Next" w:cs="Avenir Next" w:eastAsia="Avenir Next"/>
           <w:i/>
           <w:color w:val="1A1A1A"/>
-          <w:sz w:val="20"/>
+          <w:sz w:val="22"/>
           <w:szCs w:val="20"/>
         </w:rPr>
         <w:t xml:space="preserve">r</w:t>
@@ -1739,7 +1743,7 @@
         <w:rPr>
           <w:rFonts w:ascii="Avenir Next" w:hAnsi="Avenir Next" w:cs="Avenir Next" w:eastAsia="Avenir Next"/>
           <w:color w:val="1A1A1A"/>
-          <w:sz w:val="20"/>
+          <w:sz w:val="22"/>
           <w:szCs w:val="20"/>
         </w:rPr>
         <w:t xml:space="preserve">, the number of riders. Can the bus carry 48 riders? Can it carry 50 riders? Explain.</w:t>
@@ -1758,7 +1762,7 @@
           <w:rFonts w:ascii="Avenir Next" w:hAnsi="Avenir Next" w:cs="Avenir Next" w:eastAsia="Avenir Next"/>
           <w:b/>
           <w:color w:val="1A1A1A"/>
-          <w:sz w:val="18"/>
+          <w:sz w:val="22"/>
           <w:szCs w:val="18"/>
         </w:rPr>
         <w:t xml:space="preserve">Inequality</w:t>
@@ -1792,18 +1796,18 @@
           <w:rFonts w:ascii="Avenir Next" w:hAnsi="Avenir Next" w:cs="Avenir Next" w:eastAsia="Avenir Next"/>
           <w:b/>
           <w:color w:val="1A1A1A"/>
+          <w:sz w:val="22"/>
+          <w:szCs w:val="20"/>
+        </w:rPr>
+        <w:t xml:space="preserve">4.</w:t>
+      </w:r>
+      <w:r>
+        <w:rPr>
+          <w:rFonts w:ascii="Avenir Next" w:hAnsi="Avenir Next" w:cs="Avenir Next" w:eastAsia="Avenir Next"/>
+          <w:color w:val="1A1A1A"/>
           <w:sz w:val="20"/>
           <w:szCs w:val="20"/>
         </w:rPr>
-        <w:t xml:space="preserve">4.</w:t>
-      </w:r>
-      <w:r>
-        <w:rPr>
-          <w:rFonts w:ascii="Avenir Next" w:hAnsi="Avenir Next" w:cs="Avenir Next" w:eastAsia="Avenir Next"/>
-          <w:color w:val="1A1A1A"/>
-          <w:sz w:val="20"/>
-          <w:szCs w:val="20"/>
-        </w:rPr>
         <w:tab/>
       </w:r>
       <w:r>
@@ -1811,7 +1815,7 @@
           <w:rFonts w:ascii="Avenir Next" w:hAnsi="Avenir Next" w:cs="Avenir Next" w:eastAsia="Avenir Next"/>
           <w:b/>
           <w:color w:val="1A1A1A"/>
-          <w:sz w:val="20"/>
+          <w:sz w:val="22"/>
           <w:szCs w:val="20"/>
         </w:rPr>
         <w:t xml:space="preserve">Reverse It.  </w:t>
@@ -1820,7 +1824,7 @@
         <w:rPr>
           <w:rFonts w:ascii="Avenir Next" w:hAnsi="Avenir Next" w:cs="Avenir Next" w:eastAsia="Avenir Next"/>
           <w:color w:val="1A1A1A"/>
-          <w:sz w:val="20"/>
+          <w:sz w:val="22"/>
           <w:szCs w:val="20"/>
         </w:rPr>
         <w:t xml:space="preserve">Write a real-world situation for </w:t>
@@ -1830,7 +1834,7 @@
           <w:rFonts w:ascii="Avenir Next" w:hAnsi="Avenir Next" w:cs="Avenir Next" w:eastAsia="Avenir Next"/>
           <w:i/>
           <w:color w:val="1A1A1A"/>
-          <w:sz w:val="20"/>
+          <w:sz w:val="22"/>
           <w:szCs w:val="20"/>
         </w:rPr>
         <w:t xml:space="preserve">t</w:t>
@@ -1839,7 +1843,7 @@
         <w:rPr>
           <w:rFonts w:ascii="Avenir Next" w:hAnsi="Avenir Next" w:cs="Avenir Next" w:eastAsia="Avenir Next"/>
           <w:color w:val="1A1A1A"/>
-          <w:sz w:val="20"/>
+          <w:sz w:val="22"/>
           <w:szCs w:val="20"/>
         </w:rPr>
         <w:t xml:space="preserve"> &lt; 60. Name two solutions.</w:t>
@@ -1858,7 +1862,7 @@
           <w:rFonts w:ascii="Avenir Next" w:hAnsi="Avenir Next" w:cs="Avenir Next" w:eastAsia="Avenir Next"/>
           <w:b/>
           <w:color w:val="1A1A1A"/>
-          <w:sz w:val="18"/>
+          <w:sz w:val="22"/>
           <w:szCs w:val="18"/>
         </w:rPr>
         <w:t xml:space="preserve">Situation and solutions</w:t>
@@ -1892,18 +1896,18 @@
           <w:rFonts w:ascii="Avenir Next" w:hAnsi="Avenir Next" w:cs="Avenir Next" w:eastAsia="Avenir Next"/>
           <w:b/>
           <w:color w:val="1A1A1A"/>
+          <w:sz w:val="22"/>
+          <w:szCs w:val="20"/>
+        </w:rPr>
+        <w:t xml:space="preserve">5.</w:t>
+      </w:r>
+      <w:r>
+        <w:rPr>
+          <w:rFonts w:ascii="Avenir Next" w:hAnsi="Avenir Next" w:cs="Avenir Next" w:eastAsia="Avenir Next"/>
+          <w:color w:val="1A1A1A"/>
           <w:sz w:val="20"/>
           <w:szCs w:val="20"/>
         </w:rPr>
-        <w:t xml:space="preserve">5.</w:t>
-      </w:r>
-      <w:r>
-        <w:rPr>
-          <w:rFonts w:ascii="Avenir Next" w:hAnsi="Avenir Next" w:cs="Avenir Next" w:eastAsia="Avenir Next"/>
-          <w:color w:val="1A1A1A"/>
-          <w:sz w:val="20"/>
-          <w:szCs w:val="20"/>
-        </w:rPr>
         <w:tab/>
       </w:r>
       <w:r>
@@ -1911,7 +1915,7 @@
           <w:rFonts w:ascii="Avenir Next" w:hAnsi="Avenir Next" w:cs="Avenir Next" w:eastAsia="Avenir Next"/>
           <w:b/>
           <w:color w:val="1A1A1A"/>
-          <w:sz w:val="20"/>
+          <w:sz w:val="22"/>
           <w:szCs w:val="20"/>
         </w:rPr>
         <w:t xml:space="preserve">Same or Different?  </w:t>
@@ -1920,7 +1924,7 @@
         <w:rPr>
           <w:rFonts w:ascii="Avenir Next" w:hAnsi="Avenir Next" w:cs="Avenir Next" w:eastAsia="Avenir Next"/>
           <w:color w:val="1A1A1A"/>
-          <w:sz w:val="20"/>
+          <w:sz w:val="22"/>
           <w:szCs w:val="20"/>
         </w:rPr>
         <w:t xml:space="preserve">Jordan says “</w:t>
@@ -1930,7 +1934,7 @@
           <w:rFonts w:ascii="Avenir Next" w:hAnsi="Avenir Next" w:cs="Avenir Next" w:eastAsia="Avenir Next"/>
           <w:i/>
           <w:color w:val="1A1A1A"/>
-          <w:sz w:val="20"/>
+          <w:sz w:val="22"/>
           <w:szCs w:val="20"/>
         </w:rPr>
         <w:t xml:space="preserve">x</w:t>
@@ -1939,7 +1943,7 @@
         <w:rPr>
           <w:rFonts w:ascii="Avenir Next" w:hAnsi="Avenir Next" w:cs="Avenir Next" w:eastAsia="Avenir Next"/>
           <w:color w:val="1A1A1A"/>
-          <w:sz w:val="20"/>
+          <w:sz w:val="22"/>
           <w:szCs w:val="20"/>
         </w:rPr>
         <w:t xml:space="preserve"> is at most 10” and “</w:t>
@@ -1949,7 +1953,7 @@
           <w:rFonts w:ascii="Avenir Next" w:hAnsi="Avenir Next" w:cs="Avenir Next" w:eastAsia="Avenir Next"/>
           <w:i/>
           <w:color w:val="1A1A1A"/>
-          <w:sz w:val="20"/>
+          <w:sz w:val="22"/>
           <w:szCs w:val="20"/>
         </w:rPr>
         <w:t xml:space="preserve">x</w:t>
@@ -1958,7 +1962,7 @@
         <w:rPr>
           <w:rFonts w:ascii="Avenir Next" w:hAnsi="Avenir Next" w:cs="Avenir Next" w:eastAsia="Avenir Next"/>
           <w:color w:val="1A1A1A"/>
-          <w:sz w:val="20"/>
+          <w:sz w:val="22"/>
           <w:szCs w:val="20"/>
         </w:rPr>
         <w:t xml:space="preserve"> is less than 10” mean the same thing. Is he right? Use the number 10 to explain.</w:t>
@@ -2079,6 +2083,7 @@
           </w:tcPr>
           <w:p>
             <w:pPr>
+              <w:pStyle w:val="Heading2"/>
               <w:spacing w:before="0" w:after="0" w:line="240" w:lineRule="auto"/>
             </w:pPr>
             <w:r>
@@ -2116,7 +2121,7 @@
               <w:rPr>
                 <w:rFonts w:ascii="Avenir Next" w:hAnsi="Avenir Next" w:cs="Avenir Next" w:eastAsia="Avenir Next"/>
                 <w:color w:val="1A1A1A"/>
-                <w:sz w:val="17"/>
+                <w:sz w:val="22"/>
                 <w:szCs w:val="17"/>
               </w:rPr>
               <w:t xml:space="preserve">  I can do this on my own</w:t>
@@ -2145,7 +2150,7 @@
               <w:rPr>
                 <w:rFonts w:ascii="Avenir Next" w:hAnsi="Avenir Next" w:cs="Avenir Next" w:eastAsia="Avenir Next"/>
                 <w:color w:val="1A1A1A"/>
-                <w:sz w:val="17"/>
+                <w:sz w:val="22"/>
                 <w:szCs w:val="17"/>
               </w:rPr>
               <w:t xml:space="preserve">  I need a little help</w:t>
@@ -2174,7 +2179,7 @@
               <w:rPr>
                 <w:rFonts w:ascii="Avenir Next" w:hAnsi="Avenir Next" w:cs="Avenir Next" w:eastAsia="Avenir Next"/>
                 <w:color w:val="1A1A1A"/>
-                <w:sz w:val="17"/>
+                <w:sz w:val="22"/>
                 <w:szCs w:val="17"/>
               </w:rPr>
               <w:t xml:space="preserve">  I have a question about #</w:t>
@@ -2212,7 +2217,7 @@
         <w:rPr>
           <w:rFonts w:ascii="Avenir Next" w:hAnsi="Avenir Next" w:cs="Avenir Next" w:eastAsia="Avenir Next"/>
           <w:color w:val="5A5F66"/>
-          <w:sz w:val="17"/>
+          <w:sz w:val="22"/>
           <w:szCs w:val="17"/>
         </w:rPr>
         <w:t xml:space="preserve">Look for a sign with a limit (speed limit, height rule, room capacity). Write an inequality for it and tell someone at home what it means.</w:t>
@@ -2232,10 +2237,28 @@
         <w:rPr>
           <w:rFonts w:ascii="Avenir Next" w:hAnsi="Avenir Next" w:cs="Avenir Next" w:eastAsia="Avenir Next"/>
           <w:color w:val="1A1A1A"/>
+          <w:sz w:val="22"/>
+          <w:szCs w:val="20"/>
+        </w:rPr>
+        <w:t xml:space="preserve">Name</w:t>
+      </w:r>
+      <w:r>
+        <w:rPr>
+          <w:rFonts w:ascii="Avenir Next" w:hAnsi="Avenir Next" w:cs="Avenir Next" w:eastAsia="Avenir Next"/>
+          <w:color w:val="1A1A1A"/>
           <w:sz w:val="20"/>
           <w:szCs w:val="20"/>
         </w:rPr>
-        <w:t xml:space="preserve">Name</w:t>
+        <w:tab/>
+      </w:r>
+      <w:r>
+        <w:rPr>
+          <w:rFonts w:ascii="Avenir Next" w:hAnsi="Avenir Next" w:cs="Avenir Next" w:eastAsia="Avenir Next"/>
+          <w:color w:val="1A1A1A"/>
+          <w:sz w:val="22"/>
+          <w:szCs w:val="20"/>
+        </w:rPr>
+        <w:t xml:space="preserve">   Date</w:t>
       </w:r>
       <w:r>
         <w:rPr>
@@ -2250,25 +2273,7 @@
         <w:rPr>
           <w:rFonts w:ascii="Avenir Next" w:hAnsi="Avenir Next" w:cs="Avenir Next" w:eastAsia="Avenir Next"/>
           <w:color w:val="1A1A1A"/>
-          <w:sz w:val="20"/>
-          <w:szCs w:val="20"/>
-        </w:rPr>
-        <w:t xml:space="preserve">   Date</w:t>
-      </w:r>
-      <w:r>
-        <w:rPr>
-          <w:rFonts w:ascii="Avenir Next" w:hAnsi="Avenir Next" w:cs="Avenir Next" w:eastAsia="Avenir Next"/>
-          <w:color w:val="1A1A1A"/>
-          <w:sz w:val="20"/>
-          <w:szCs w:val="20"/>
-        </w:rPr>
-        <w:tab/>
-      </w:r>
-      <w:r>
-        <w:rPr>
-          <w:rFonts w:ascii="Avenir Next" w:hAnsi="Avenir Next" w:cs="Avenir Next" w:eastAsia="Avenir Next"/>
-          <w:color w:val="1A1A1A"/>
-          <w:sz w:val="20"/>
+          <w:sz w:val="22"/>
           <w:szCs w:val="20"/>
         </w:rPr>
         <w:t xml:space="preserve">   Period</w:t>
@@ -2295,7 +2300,7 @@
           <w:caps/>
           <w:color w:val="003A70"/>
           <w:spacing w:val="12"/>
-          <w:sz w:val="19"/>
+          <w:sz w:val="22"/>
           <w:szCs w:val="19"/>
         </w:rPr>
         <w:t xml:space="preserve">Lesson 8-4  ·  Homework Packet  ·  Sheet 2 of 2</w:t>
@@ -2303,6 +2308,7 @@
     </w:p>
     <w:p>
       <w:pPr>
+        <w:pStyle w:val="Heading1"/>
         <w:keepNext/>
         <w:spacing w:before="0" w:after="0" w:line="240" w:lineRule="auto"/>
       </w:pPr>
@@ -2328,7 +2334,7 @@
         <w:rPr>
           <w:rFonts w:ascii="Avenir Next" w:hAnsi="Avenir Next" w:cs="Avenir Next" w:eastAsia="Avenir Next"/>
           <w:color w:val="5A5F66"/>
-          <w:sz w:val="17"/>
+          <w:sz w:val="22"/>
           <w:szCs w:val="17"/>
         </w:rPr>
         <w:t xml:space="preserve">Maryland Standard 6.EE.B.8   ·   Learning target — I can represent an inequality with a set of solutions and describe them.</w:t>
@@ -2375,6 +2381,7 @@
           </w:tcPr>
           <w:p>
             <w:pPr>
+              <w:pStyle w:val="Heading2"/>
               <w:spacing w:before="0" w:after="0" w:line="240" w:lineRule="auto"/>
             </w:pPr>
             <w:r>
@@ -2402,54 +2409,54 @@
                 <w:rFonts w:ascii="Avenir Next" w:hAnsi="Avenir Next" w:cs="Avenir Next" w:eastAsia="Avenir Next"/>
                 <w:b/>
                 <w:color w:val="003A70"/>
+                <w:sz w:val="22"/>
+                <w:szCs w:val="18"/>
+              </w:rPr>
+              <w:t xml:space="preserve">•</w:t>
+            </w:r>
+            <w:r>
+              <w:rPr>
+                <w:rFonts w:ascii="Avenir Next" w:hAnsi="Avenir Next" w:cs="Avenir Next" w:eastAsia="Avenir Next"/>
+                <w:color w:val="1A1A1A"/>
                 <w:sz w:val="18"/>
                 <w:szCs w:val="18"/>
               </w:rPr>
-              <w:t xml:space="preserve">•</w:t>
-            </w:r>
-            <w:r>
-              <w:rPr>
-                <w:rFonts w:ascii="Avenir Next" w:hAnsi="Avenir Next" w:cs="Avenir Next" w:eastAsia="Avenir Next"/>
-                <w:color w:val="1A1A1A"/>
-                <w:sz w:val="18"/>
+              <w:tab/>
+            </w:r>
+            <w:r>
+              <w:rPr>
+                <w:rFonts w:ascii="Avenir Next" w:hAnsi="Avenir Next" w:cs="Avenir Next" w:eastAsia="Avenir Next"/>
+                <w:b/>
+                <w:color w:val="1A1A1A"/>
+                <w:sz w:val="22"/>
                 <w:szCs w:val="18"/>
               </w:rPr>
-              <w:tab/>
-            </w:r>
-            <w:r>
-              <w:rPr>
-                <w:rFonts w:ascii="Avenir Next" w:hAnsi="Avenir Next" w:cs="Avenir Next" w:eastAsia="Avenir Next"/>
-                <w:b/>
-                <w:color w:val="1A1A1A"/>
-                <w:sz w:val="18"/>
+              <w:t xml:space="preserve">Open dot</w:t>
+            </w:r>
+            <w:r>
+              <w:rPr>
+                <w:rFonts w:ascii="Avenir Next" w:hAnsi="Avenir Next" w:cs="Avenir Next" w:eastAsia="Avenir Next"/>
+                <w:color w:val="1A1A1A"/>
+                <w:sz w:val="22"/>
                 <w:szCs w:val="18"/>
               </w:rPr>
-              <w:t xml:space="preserve">Open dot</w:t>
-            </w:r>
-            <w:r>
-              <w:rPr>
-                <w:rFonts w:ascii="Avenir Next" w:hAnsi="Avenir Next" w:cs="Avenir Next" w:eastAsia="Avenir Next"/>
-                <w:color w:val="1A1A1A"/>
-                <w:sz w:val="18"/>
+              <w:t xml:space="preserve">: boundary </w:t>
+            </w:r>
+            <w:r>
+              <w:rPr>
+                <w:rFonts w:ascii="Avenir Next" w:hAnsi="Avenir Next" w:cs="Avenir Next" w:eastAsia="Avenir Next"/>
+                <w:b/>
+                <w:color w:val="1A1A1A"/>
+                <w:sz w:val="22"/>
                 <w:szCs w:val="18"/>
               </w:rPr>
-              <w:t xml:space="preserve">: boundary </w:t>
-            </w:r>
-            <w:r>
-              <w:rPr>
-                <w:rFonts w:ascii="Avenir Next" w:hAnsi="Avenir Next" w:cs="Avenir Next" w:eastAsia="Avenir Next"/>
-                <w:b/>
-                <w:color w:val="1A1A1A"/>
-                <w:sz w:val="18"/>
-                <w:szCs w:val="18"/>
-              </w:rPr>
               <w:t xml:space="preserve">not</w:t>
             </w:r>
             <w:r>
               <w:rPr>
                 <w:rFonts w:ascii="Avenir Next" w:hAnsi="Avenir Next" w:cs="Avenir Next" w:eastAsia="Avenir Next"/>
                 <w:color w:val="1A1A1A"/>
-                <w:sz w:val="18"/>
+                <w:sz w:val="22"/>
                 <w:szCs w:val="18"/>
               </w:rPr>
               <w:t xml:space="preserve"> included (&lt; or &gt;).</w:t>
@@ -2468,54 +2475,54 @@
                 <w:rFonts w:ascii="Avenir Next" w:hAnsi="Avenir Next" w:cs="Avenir Next" w:eastAsia="Avenir Next"/>
                 <w:b/>
                 <w:color w:val="003A70"/>
+                <w:sz w:val="22"/>
+                <w:szCs w:val="18"/>
+              </w:rPr>
+              <w:t xml:space="preserve">•</w:t>
+            </w:r>
+            <w:r>
+              <w:rPr>
+                <w:rFonts w:ascii="Avenir Next" w:hAnsi="Avenir Next" w:cs="Avenir Next" w:eastAsia="Avenir Next"/>
+                <w:color w:val="1A1A1A"/>
                 <w:sz w:val="18"/>
                 <w:szCs w:val="18"/>
               </w:rPr>
-              <w:t xml:space="preserve">•</w:t>
-            </w:r>
-            <w:r>
-              <w:rPr>
-                <w:rFonts w:ascii="Avenir Next" w:hAnsi="Avenir Next" w:cs="Avenir Next" w:eastAsia="Avenir Next"/>
-                <w:color w:val="1A1A1A"/>
-                <w:sz w:val="18"/>
+              <w:tab/>
+            </w:r>
+            <w:r>
+              <w:rPr>
+                <w:rFonts w:ascii="Avenir Next" w:hAnsi="Avenir Next" w:cs="Avenir Next" w:eastAsia="Avenir Next"/>
+                <w:b/>
+                <w:color w:val="1A1A1A"/>
+                <w:sz w:val="22"/>
                 <w:szCs w:val="18"/>
               </w:rPr>
-              <w:tab/>
-            </w:r>
-            <w:r>
-              <w:rPr>
-                <w:rFonts w:ascii="Avenir Next" w:hAnsi="Avenir Next" w:cs="Avenir Next" w:eastAsia="Avenir Next"/>
-                <w:b/>
-                <w:color w:val="1A1A1A"/>
-                <w:sz w:val="18"/>
+              <w:t xml:space="preserve">Closed dot</w:t>
+            </w:r>
+            <w:r>
+              <w:rPr>
+                <w:rFonts w:ascii="Avenir Next" w:hAnsi="Avenir Next" w:cs="Avenir Next" w:eastAsia="Avenir Next"/>
+                <w:color w:val="1A1A1A"/>
+                <w:sz w:val="22"/>
                 <w:szCs w:val="18"/>
               </w:rPr>
-              <w:t xml:space="preserve">Closed dot</w:t>
-            </w:r>
-            <w:r>
-              <w:rPr>
-                <w:rFonts w:ascii="Avenir Next" w:hAnsi="Avenir Next" w:cs="Avenir Next" w:eastAsia="Avenir Next"/>
-                <w:color w:val="1A1A1A"/>
-                <w:sz w:val="18"/>
+              <w:t xml:space="preserve">: boundary </w:t>
+            </w:r>
+            <w:r>
+              <w:rPr>
+                <w:rFonts w:ascii="Avenir Next" w:hAnsi="Avenir Next" w:cs="Avenir Next" w:eastAsia="Avenir Next"/>
+                <w:b/>
+                <w:color w:val="1A1A1A"/>
+                <w:sz w:val="22"/>
                 <w:szCs w:val="18"/>
               </w:rPr>
-              <w:t xml:space="preserve">: boundary </w:t>
-            </w:r>
-            <w:r>
-              <w:rPr>
-                <w:rFonts w:ascii="Avenir Next" w:hAnsi="Avenir Next" w:cs="Avenir Next" w:eastAsia="Avenir Next"/>
-                <w:b/>
-                <w:color w:val="1A1A1A"/>
-                <w:sz w:val="18"/>
-                <w:szCs w:val="18"/>
-              </w:rPr>
               <w:t xml:space="preserve">is</w:t>
             </w:r>
             <w:r>
               <w:rPr>
                 <w:rFonts w:ascii="Avenir Next" w:hAnsi="Avenir Next" w:cs="Avenir Next" w:eastAsia="Avenir Next"/>
                 <w:color w:val="1A1A1A"/>
-                <w:sz w:val="18"/>
+                <w:sz w:val="22"/>
                 <w:szCs w:val="18"/>
               </w:rPr>
               <w:t xml:space="preserve"> included (≤ or ≥).</w:t>
@@ -2534,63 +2541,63 @@
                 <w:rFonts w:ascii="Avenir Next" w:hAnsi="Avenir Next" w:cs="Avenir Next" w:eastAsia="Avenir Next"/>
                 <w:b/>
                 <w:color w:val="003A70"/>
+                <w:sz w:val="22"/>
+                <w:szCs w:val="18"/>
+              </w:rPr>
+              <w:t xml:space="preserve">•</w:t>
+            </w:r>
+            <w:r>
+              <w:rPr>
+                <w:rFonts w:ascii="Avenir Next" w:hAnsi="Avenir Next" w:cs="Avenir Next" w:eastAsia="Avenir Next"/>
+                <w:color w:val="1A1A1A"/>
                 <w:sz w:val="18"/>
                 <w:szCs w:val="18"/>
               </w:rPr>
-              <w:t xml:space="preserve">•</w:t>
-            </w:r>
-            <w:r>
-              <w:rPr>
-                <w:rFonts w:ascii="Avenir Next" w:hAnsi="Avenir Next" w:cs="Avenir Next" w:eastAsia="Avenir Next"/>
-                <w:color w:val="1A1A1A"/>
-                <w:sz w:val="18"/>
+              <w:tab/>
+            </w:r>
+            <w:r>
+              <w:rPr>
+                <w:rFonts w:ascii="Avenir Next" w:hAnsi="Avenir Next" w:cs="Avenir Next" w:eastAsia="Avenir Next"/>
+                <w:color w:val="1A1A1A"/>
+                <w:sz w:val="22"/>
                 <w:szCs w:val="18"/>
               </w:rPr>
-              <w:tab/>
-            </w:r>
-            <w:r>
-              <w:rPr>
-                <w:rFonts w:ascii="Avenir Next" w:hAnsi="Avenir Next" w:cs="Avenir Next" w:eastAsia="Avenir Next"/>
-                <w:color w:val="1A1A1A"/>
-                <w:sz w:val="18"/>
+              <w:t xml:space="preserve">Arrow: </w:t>
+            </w:r>
+            <w:r>
+              <w:rPr>
+                <w:rFonts w:ascii="Avenir Next" w:hAnsi="Avenir Next" w:cs="Avenir Next" w:eastAsia="Avenir Next"/>
+                <w:b/>
+                <w:color w:val="1A1A1A"/>
+                <w:sz w:val="22"/>
                 <w:szCs w:val="18"/>
               </w:rPr>
-              <w:t xml:space="preserve">Arrow: </w:t>
-            </w:r>
-            <w:r>
-              <w:rPr>
-                <w:rFonts w:ascii="Avenir Next" w:hAnsi="Avenir Next" w:cs="Avenir Next" w:eastAsia="Avenir Next"/>
-                <w:b/>
-                <w:color w:val="1A1A1A"/>
-                <w:sz w:val="18"/>
+              <w:t xml:space="preserve">left</w:t>
+            </w:r>
+            <w:r>
+              <w:rPr>
+                <w:rFonts w:ascii="Avenir Next" w:hAnsi="Avenir Next" w:cs="Avenir Next" w:eastAsia="Avenir Next"/>
+                <w:color w:val="1A1A1A"/>
+                <w:sz w:val="22"/>
                 <w:szCs w:val="18"/>
               </w:rPr>
-              <w:t xml:space="preserve">left</w:t>
-            </w:r>
-            <w:r>
-              <w:rPr>
-                <w:rFonts w:ascii="Avenir Next" w:hAnsi="Avenir Next" w:cs="Avenir Next" w:eastAsia="Avenir Next"/>
-                <w:color w:val="1A1A1A"/>
-                <w:sz w:val="18"/>
+              <w:t xml:space="preserve"> for &lt; and ≤, </w:t>
+            </w:r>
+            <w:r>
+              <w:rPr>
+                <w:rFonts w:ascii="Avenir Next" w:hAnsi="Avenir Next" w:cs="Avenir Next" w:eastAsia="Avenir Next"/>
+                <w:b/>
+                <w:color w:val="1A1A1A"/>
+                <w:sz w:val="22"/>
                 <w:szCs w:val="18"/>
               </w:rPr>
-              <w:t xml:space="preserve"> for &lt; and ≤, </w:t>
-            </w:r>
-            <w:r>
-              <w:rPr>
-                <w:rFonts w:ascii="Avenir Next" w:hAnsi="Avenir Next" w:cs="Avenir Next" w:eastAsia="Avenir Next"/>
-                <w:b/>
-                <w:color w:val="1A1A1A"/>
-                <w:sz w:val="18"/>
-                <w:szCs w:val="18"/>
-              </w:rPr>
               <w:t xml:space="preserve">right</w:t>
             </w:r>
             <w:r>
               <w:rPr>
                 <w:rFonts w:ascii="Avenir Next" w:hAnsi="Avenir Next" w:cs="Avenir Next" w:eastAsia="Avenir Next"/>
                 <w:color w:val="1A1A1A"/>
-                <w:sz w:val="18"/>
+                <w:sz w:val="22"/>
                 <w:szCs w:val="18"/>
               </w:rPr>
               <w:t xml:space="preserve"> for &gt; and ≥.</w:t>
@@ -2605,6 +2612,7 @@
           </w:tcPr>
           <w:p>
             <w:pPr>
+              <w:pStyle w:val="Heading2"/>
               <w:spacing w:before="0" w:after="0" w:line="240" w:lineRule="auto"/>
             </w:pPr>
             <w:r>
@@ -2627,7 +2635,7 @@
               <w:rPr>
                 <w:rFonts w:ascii="Avenir Next" w:hAnsi="Avenir Next" w:cs="Avenir Next" w:eastAsia="Avenir Next"/>
                 <w:color w:val="1A1A1A"/>
-                <w:sz w:val="17"/>
+                <w:sz w:val="22"/>
                 <w:szCs w:val="17"/>
               </w:rPr>
               <w:t xml:space="preserve">Graph </w:t>
@@ -2637,7 +2645,7 @@
                 <w:rFonts w:ascii="Avenir Next" w:hAnsi="Avenir Next" w:cs="Avenir Next" w:eastAsia="Avenir Next"/>
                 <w:i/>
                 <w:color w:val="1A1A1A"/>
-                <w:sz w:val="17"/>
+                <w:sz w:val="22"/>
                 <w:szCs w:val="17"/>
               </w:rPr>
               <w:t xml:space="preserve">x</w:t>
@@ -2646,7 +2654,7 @@
               <w:rPr>
                 <w:rFonts w:ascii="Avenir Next" w:hAnsi="Avenir Next" w:cs="Avenir Next" w:eastAsia="Avenir Next"/>
                 <w:color w:val="1A1A1A"/>
-                <w:sz w:val="17"/>
+                <w:sz w:val="22"/>
                 <w:szCs w:val="17"/>
               </w:rPr>
               <w:t xml:space="preserve"> ≤ 3.</w:t>
@@ -2665,25 +2673,25 @@
                 <w:rFonts w:ascii="Avenir Next" w:hAnsi="Avenir Next" w:cs="Avenir Next" w:eastAsia="Avenir Next"/>
                 <w:b/>
                 <w:color w:val="003A70"/>
+                <w:sz w:val="22"/>
+                <w:szCs w:val="17"/>
+              </w:rPr>
+              <w:t xml:space="preserve">Step 1</w:t>
+            </w:r>
+            <w:r>
+              <w:rPr>
+                <w:rFonts w:ascii="Avenir Next" w:hAnsi="Avenir Next" w:cs="Avenir Next" w:eastAsia="Avenir Next"/>
+                <w:color w:val="1A1A1A"/>
                 <w:sz w:val="17"/>
                 <w:szCs w:val="17"/>
               </w:rPr>
-              <w:t xml:space="preserve">Step 1</w:t>
-            </w:r>
-            <w:r>
-              <w:rPr>
-                <w:rFonts w:ascii="Avenir Next" w:hAnsi="Avenir Next" w:cs="Avenir Next" w:eastAsia="Avenir Next"/>
-                <w:color w:val="1A1A1A"/>
-                <w:sz w:val="17"/>
-                <w:szCs w:val="17"/>
-              </w:rPr>
               <w:tab/>
             </w:r>
             <w:r>
               <w:rPr>
                 <w:rFonts w:ascii="Avenir Next" w:hAnsi="Avenir Next" w:cs="Avenir Next" w:eastAsia="Avenir Next"/>
                 <w:color w:val="1A1A1A"/>
-                <w:sz w:val="17"/>
+                <w:sz w:val="22"/>
                 <w:szCs w:val="17"/>
               </w:rPr>
               <w:t xml:space="preserve">≤ includes 3, so draw a closed dot at 3.</w:t>
@@ -2702,25 +2710,25 @@
                 <w:rFonts w:ascii="Avenir Next" w:hAnsi="Avenir Next" w:cs="Avenir Next" w:eastAsia="Avenir Next"/>
                 <w:b/>
                 <w:color w:val="003A70"/>
+                <w:sz w:val="22"/>
+                <w:szCs w:val="17"/>
+              </w:rPr>
+              <w:t xml:space="preserve">Step 2</w:t>
+            </w:r>
+            <w:r>
+              <w:rPr>
+                <w:rFonts w:ascii="Avenir Next" w:hAnsi="Avenir Next" w:cs="Avenir Next" w:eastAsia="Avenir Next"/>
+                <w:color w:val="1A1A1A"/>
                 <w:sz w:val="17"/>
                 <w:szCs w:val="17"/>
               </w:rPr>
-              <w:t xml:space="preserve">Step 2</w:t>
-            </w:r>
-            <w:r>
-              <w:rPr>
-                <w:rFonts w:ascii="Avenir Next" w:hAnsi="Avenir Next" w:cs="Avenir Next" w:eastAsia="Avenir Next"/>
-                <w:color w:val="1A1A1A"/>
-                <w:sz w:val="17"/>
-                <w:szCs w:val="17"/>
-              </w:rPr>
               <w:tab/>
             </w:r>
             <w:r>
               <w:rPr>
                 <w:rFonts w:ascii="Avenir Next" w:hAnsi="Avenir Next" w:cs="Avenir Next" w:eastAsia="Avenir Next"/>
                 <w:color w:val="1A1A1A"/>
-                <w:sz w:val="17"/>
+                <w:sz w:val="22"/>
                 <w:szCs w:val="17"/>
               </w:rPr>
               <w:t xml:space="preserve">Shade left: the solutions are 3 and less.</w:t>
@@ -2739,18 +2747,18 @@
                 <w:rFonts w:ascii="Avenir Next" w:hAnsi="Avenir Next" w:cs="Avenir Next" w:eastAsia="Avenir Next"/>
                 <w:b/>
                 <w:color w:val="1A1A1A"/>
+                <w:sz w:val="22"/>
+                <w:szCs w:val="17"/>
+              </w:rPr>
+              <w:t xml:space="preserve">Answer</w:t>
+            </w:r>
+            <w:r>
+              <w:rPr>
+                <w:rFonts w:ascii="Avenir Next" w:hAnsi="Avenir Next" w:cs="Avenir Next" w:eastAsia="Avenir Next"/>
+                <w:color w:val="1A1A1A"/>
                 <w:sz w:val="17"/>
                 <w:szCs w:val="17"/>
               </w:rPr>
-              <w:t xml:space="preserve">Answer</w:t>
-            </w:r>
-            <w:r>
-              <w:rPr>
-                <w:rFonts w:ascii="Avenir Next" w:hAnsi="Avenir Next" w:cs="Avenir Next" w:eastAsia="Avenir Next"/>
-                <w:color w:val="1A1A1A"/>
-                <w:sz w:val="17"/>
-                <w:szCs w:val="17"/>
-              </w:rPr>
               <w:tab/>
             </w:r>
             <w:r>
@@ -2758,7 +2766,7 @@
                 <w:rFonts w:ascii="Avenir Next" w:hAnsi="Avenir Next" w:cs="Avenir Next" w:eastAsia="Avenir Next"/>
                 <w:b/>
                 <w:color w:val="1A1A1A"/>
-                <w:sz w:val="17"/>
+                <w:sz w:val="22"/>
                 <w:szCs w:val="17"/>
               </w:rPr>
               <w:t xml:space="preserve">Closed dot at 3, arrow left</w:t>
@@ -2769,6 +2777,7 @@
     </w:tbl>
     <w:p>
       <w:pPr>
+        <w:pStyle w:val="Heading2"/>
         <w:keepNext/>
         <w:pBdr>
           <w:bottom w:val="single" w:sz="8" w:space="3" w:color="003A70"/>
@@ -2784,7 +2793,7 @@
           <w:b/>
           <w:color w:val="003A70"/>
           <w:spacing w:val="14"/>
-          <w:sz w:val="19"/>
+          <w:sz w:val="22"/>
           <w:szCs w:val="19"/>
         </w:rPr>
         <w:t xml:space="preserve">PRACTICE</w:t>
@@ -2803,7 +2812,7 @@
           <w:rFonts w:ascii="Avenir Next" w:hAnsi="Avenir Next" w:cs="Avenir Next" w:eastAsia="Avenir Next"/>
           <w:i/>
           <w:color w:val="5A5F66"/>
-          <w:sz w:val="17"/>
+          <w:sz w:val="22"/>
           <w:szCs w:val="17"/>
         </w:rPr>
         <w:t xml:space="preserve">use the number lines · show your work</w:t>
@@ -2823,25 +2832,25 @@
           <w:rFonts w:ascii="Avenir Next" w:hAnsi="Avenir Next" w:cs="Avenir Next" w:eastAsia="Avenir Next"/>
           <w:b/>
           <w:color w:val="1A1A1A"/>
+          <w:sz w:val="22"/>
+          <w:szCs w:val="20"/>
+        </w:rPr>
+        <w:t xml:space="preserve">1.</w:t>
+      </w:r>
+      <w:r>
+        <w:rPr>
+          <w:rFonts w:ascii="Avenir Next" w:hAnsi="Avenir Next" w:cs="Avenir Next" w:eastAsia="Avenir Next"/>
+          <w:color w:val="1A1A1A"/>
           <w:sz w:val="20"/>
           <w:szCs w:val="20"/>
         </w:rPr>
-        <w:t xml:space="preserve">1.</w:t>
-      </w:r>
-      <w:r>
-        <w:rPr>
-          <w:rFonts w:ascii="Avenir Next" w:hAnsi="Avenir Next" w:cs="Avenir Next" w:eastAsia="Avenir Next"/>
-          <w:color w:val="1A1A1A"/>
-          <w:sz w:val="20"/>
-          <w:szCs w:val="20"/>
-        </w:rPr>
         <w:tab/>
       </w:r>
       <w:r>
         <w:rPr>
           <w:rFonts w:ascii="Avenir Next" w:hAnsi="Avenir Next" w:cs="Avenir Next" w:eastAsia="Avenir Next"/>
           <w:color w:val="1A1A1A"/>
-          <w:sz w:val="20"/>
+          <w:sz w:val="22"/>
           <w:szCs w:val="20"/>
         </w:rPr>
         <w:t xml:space="preserve">Write the inequality shown on the number line. Use </w:t>
@@ -2851,7 +2860,7 @@
           <w:rFonts w:ascii="Avenir Next" w:hAnsi="Avenir Next" w:cs="Avenir Next" w:eastAsia="Avenir Next"/>
           <w:i/>
           <w:color w:val="1A1A1A"/>
-          <w:sz w:val="20"/>
+          <w:sz w:val="22"/>
           <w:szCs w:val="20"/>
         </w:rPr>
         <w:t xml:space="preserve">x</w:t>
@@ -2860,7 +2869,7 @@
         <w:rPr>
           <w:rFonts w:ascii="Avenir Next" w:hAnsi="Avenir Next" w:cs="Avenir Next" w:eastAsia="Avenir Next"/>
           <w:color w:val="1A1A1A"/>
-          <w:sz w:val="20"/>
+          <w:sz w:val="22"/>
           <w:szCs w:val="20"/>
         </w:rPr>
         <w:t xml:space="preserve">.</w:t>
@@ -2879,7 +2888,7 @@
         <w:drawing>
           <wp:inline distT="0" distB="0" distL="0" distR="0">
             <wp:extent cx="3200400" cy="354330"/>
-            <wp:docPr id="1" name="Figure 1"/>
+            <wp:docPr id="1" name="Figure 1" descr="Number line from -4 to 4, ticks every 1. Ray: from: -1; dir: right; open: True."/>
             <a:graphic xmlns:a="http://schemas.openxmlformats.org/drawingml/2006/main">
               <a:graphicData uri="http://schemas.openxmlformats.org/drawingml/2006/picture">
                 <pic:pic xmlns:pic="http://schemas.openxmlformats.org/drawingml/2006/picture">
@@ -2922,7 +2931,7 @@
           <w:rFonts w:ascii="Avenir Next" w:hAnsi="Avenir Next" w:cs="Avenir Next" w:eastAsia="Avenir Next"/>
           <w:b/>
           <w:color w:val="1A1A1A"/>
-          <w:sz w:val="18"/>
+          <w:sz w:val="22"/>
           <w:szCs w:val="18"/>
         </w:rPr>
         <w:t xml:space="preserve">Inequality</w:t>
@@ -2956,25 +2965,25 @@
           <w:rFonts w:ascii="Avenir Next" w:hAnsi="Avenir Next" w:cs="Avenir Next" w:eastAsia="Avenir Next"/>
           <w:b/>
           <w:color w:val="1A1A1A"/>
+          <w:sz w:val="22"/>
+          <w:szCs w:val="20"/>
+        </w:rPr>
+        <w:t xml:space="preserve">2.</w:t>
+      </w:r>
+      <w:r>
+        <w:rPr>
+          <w:rFonts w:ascii="Avenir Next" w:hAnsi="Avenir Next" w:cs="Avenir Next" w:eastAsia="Avenir Next"/>
+          <w:color w:val="1A1A1A"/>
           <w:sz w:val="20"/>
           <w:szCs w:val="20"/>
         </w:rPr>
-        <w:t xml:space="preserve">2.</w:t>
-      </w:r>
-      <w:r>
-        <w:rPr>
-          <w:rFonts w:ascii="Avenir Next" w:hAnsi="Avenir Next" w:cs="Avenir Next" w:eastAsia="Avenir Next"/>
-          <w:color w:val="1A1A1A"/>
-          <w:sz w:val="20"/>
-          <w:szCs w:val="20"/>
-        </w:rPr>
         <w:tab/>
       </w:r>
       <w:r>
         <w:rPr>
           <w:rFonts w:ascii="Avenir Next" w:hAnsi="Avenir Next" w:cs="Avenir Next" w:eastAsia="Avenir Next"/>
           <w:color w:val="1A1A1A"/>
-          <w:sz w:val="20"/>
+          <w:sz w:val="22"/>
           <w:szCs w:val="20"/>
         </w:rPr>
         <w:t xml:space="preserve">Graph </w:t>
@@ -2984,7 +2993,7 @@
           <w:rFonts w:ascii="Avenir Next" w:hAnsi="Avenir Next" w:cs="Avenir Next" w:eastAsia="Avenir Next"/>
           <w:i/>
           <w:color w:val="1A1A1A"/>
-          <w:sz w:val="20"/>
+          <w:sz w:val="22"/>
           <w:szCs w:val="20"/>
         </w:rPr>
         <w:t xml:space="preserve">x</w:t>
@@ -2993,7 +3002,7 @@
         <w:rPr>
           <w:rFonts w:ascii="Avenir Next" w:hAnsi="Avenir Next" w:cs="Avenir Next" w:eastAsia="Avenir Next"/>
           <w:color w:val="1A1A1A"/>
-          <w:sz w:val="20"/>
+          <w:sz w:val="22"/>
           <w:szCs w:val="20"/>
         </w:rPr>
         <w:t xml:space="preserve"> ≥ 2 on the number line. Then name two solutions.</w:t>
@@ -3012,7 +3021,7 @@
         <w:drawing>
           <wp:inline distT="0" distB="0" distL="0" distR="0">
             <wp:extent cx="3200400" cy="354330"/>
-            <wp:docPr id="2" name="Figure 2"/>
+            <wp:docPr id="2" name="Figure 2" descr="Number line from -4 to 6, ticks every 1."/>
             <a:graphic xmlns:a="http://schemas.openxmlformats.org/drawingml/2006/main">
               <a:graphicData uri="http://schemas.openxmlformats.org/drawingml/2006/picture">
                 <pic:pic xmlns:pic="http://schemas.openxmlformats.org/drawingml/2006/picture">
@@ -3055,7 +3064,7 @@
           <w:rFonts w:ascii="Avenir Next" w:hAnsi="Avenir Next" w:cs="Avenir Next" w:eastAsia="Avenir Next"/>
           <w:b/>
           <w:color w:val="1A1A1A"/>
-          <w:sz w:val="18"/>
+          <w:sz w:val="22"/>
           <w:szCs w:val="18"/>
         </w:rPr>
         <w:t xml:space="preserve">Two solutions</w:t>
@@ -3089,25 +3098,25 @@
           <w:rFonts w:ascii="Avenir Next" w:hAnsi="Avenir Next" w:cs="Avenir Next" w:eastAsia="Avenir Next"/>
           <w:b/>
           <w:color w:val="1A1A1A"/>
+          <w:sz w:val="22"/>
+          <w:szCs w:val="20"/>
+        </w:rPr>
+        <w:t xml:space="preserve">3.</w:t>
+      </w:r>
+      <w:r>
+        <w:rPr>
+          <w:rFonts w:ascii="Avenir Next" w:hAnsi="Avenir Next" w:cs="Avenir Next" w:eastAsia="Avenir Next"/>
+          <w:color w:val="1A1A1A"/>
           <w:sz w:val="20"/>
           <w:szCs w:val="20"/>
         </w:rPr>
-        <w:t xml:space="preserve">3.</w:t>
-      </w:r>
-      <w:r>
-        <w:rPr>
-          <w:rFonts w:ascii="Avenir Next" w:hAnsi="Avenir Next" w:cs="Avenir Next" w:eastAsia="Avenir Next"/>
-          <w:color w:val="1A1A1A"/>
-          <w:sz w:val="20"/>
-          <w:szCs w:val="20"/>
-        </w:rPr>
         <w:tab/>
       </w:r>
       <w:r>
         <w:rPr>
           <w:rFonts w:ascii="Avenir Next" w:hAnsi="Avenir Next" w:cs="Avenir Next" w:eastAsia="Avenir Next"/>
           <w:color w:val="1A1A1A"/>
-          <w:sz w:val="20"/>
+          <w:sz w:val="22"/>
           <w:szCs w:val="20"/>
         </w:rPr>
         <w:t xml:space="preserve">Each graph is described in words. Write the inequality for each graph. Use </w:t>
@@ -3117,7 +3126,7 @@
           <w:rFonts w:ascii="Avenir Next" w:hAnsi="Avenir Next" w:cs="Avenir Next" w:eastAsia="Avenir Next"/>
           <w:i/>
           <w:color w:val="1A1A1A"/>
-          <w:sz w:val="20"/>
+          <w:sz w:val="22"/>
           <w:szCs w:val="20"/>
         </w:rPr>
         <w:t xml:space="preserve">x</w:t>
@@ -3126,7 +3135,7 @@
         <w:rPr>
           <w:rFonts w:ascii="Avenir Next" w:hAnsi="Avenir Next" w:cs="Avenir Next" w:eastAsia="Avenir Next"/>
           <w:color w:val="1A1A1A"/>
-          <w:sz w:val="20"/>
+          <w:sz w:val="22"/>
           <w:szCs w:val="20"/>
         </w:rPr>
         <w:t xml:space="preserve">.</w:t>
@@ -3181,25 +3190,25 @@
                 <w:rFonts w:ascii="Avenir Next" w:hAnsi="Avenir Next" w:cs="Avenir Next" w:eastAsia="Avenir Next"/>
                 <w:b/>
                 <w:color w:val="003A70"/>
+                <w:sz w:val="22"/>
+                <w:szCs w:val="20"/>
+              </w:rPr>
+              <w:t xml:space="preserve">a.</w:t>
+            </w:r>
+            <w:r>
+              <w:rPr>
+                <w:rFonts w:ascii="Avenir Next" w:hAnsi="Avenir Next" w:cs="Avenir Next" w:eastAsia="Avenir Next"/>
+                <w:color w:val="1A1A1A"/>
                 <w:sz w:val="20"/>
                 <w:szCs w:val="20"/>
               </w:rPr>
-              <w:t xml:space="preserve">a.</w:t>
-            </w:r>
-            <w:r>
-              <w:rPr>
-                <w:rFonts w:ascii="Avenir Next" w:hAnsi="Avenir Next" w:cs="Avenir Next" w:eastAsia="Avenir Next"/>
-                <w:color w:val="1A1A1A"/>
-                <w:sz w:val="20"/>
-                <w:szCs w:val="20"/>
-              </w:rPr>
               <w:tab/>
             </w:r>
             <w:r>
               <w:rPr>
                 <w:rFonts w:ascii="Avenir Next" w:hAnsi="Avenir Next" w:cs="Avenir Next" w:eastAsia="Avenir Next"/>
                 <w:color w:val="1A1A1A"/>
-                <w:sz w:val="20"/>
+                <w:sz w:val="22"/>
                 <w:szCs w:val="20"/>
               </w:rPr>
               <w:t xml:space="preserve">open dot at 3, arrow right</w:t>
@@ -3243,25 +3252,25 @@
                 <w:rFonts w:ascii="Avenir Next" w:hAnsi="Avenir Next" w:cs="Avenir Next" w:eastAsia="Avenir Next"/>
                 <w:b/>
                 <w:color w:val="003A70"/>
+                <w:sz w:val="22"/>
+                <w:szCs w:val="20"/>
+              </w:rPr>
+              <w:t xml:space="preserve">b.</w:t>
+            </w:r>
+            <w:r>
+              <w:rPr>
+                <w:rFonts w:ascii="Avenir Next" w:hAnsi="Avenir Next" w:cs="Avenir Next" w:eastAsia="Avenir Next"/>
+                <w:color w:val="1A1A1A"/>
                 <w:sz w:val="20"/>
                 <w:szCs w:val="20"/>
               </w:rPr>
-              <w:t xml:space="preserve">b.</w:t>
-            </w:r>
-            <w:r>
-              <w:rPr>
-                <w:rFonts w:ascii="Avenir Next" w:hAnsi="Avenir Next" w:cs="Avenir Next" w:eastAsia="Avenir Next"/>
-                <w:color w:val="1A1A1A"/>
-                <w:sz w:val="20"/>
-                <w:szCs w:val="20"/>
-              </w:rPr>
               <w:tab/>
             </w:r>
             <w:r>
               <w:rPr>
                 <w:rFonts w:ascii="Avenir Next" w:hAnsi="Avenir Next" w:cs="Avenir Next" w:eastAsia="Avenir Next"/>
                 <w:color w:val="1A1A1A"/>
-                <w:sz w:val="20"/>
+                <w:sz w:val="22"/>
                 <w:szCs w:val="20"/>
               </w:rPr>
               <w:t xml:space="preserve">closed dot at −2, arrow left</w:t>
@@ -3308,18 +3317,18 @@
           <w:rFonts w:ascii="Avenir Next" w:hAnsi="Avenir Next" w:cs="Avenir Next" w:eastAsia="Avenir Next"/>
           <w:b/>
           <w:color w:val="1A1A1A"/>
+          <w:sz w:val="22"/>
+          <w:szCs w:val="20"/>
+        </w:rPr>
+        <w:t xml:space="preserve">4.</w:t>
+      </w:r>
+      <w:r>
+        <w:rPr>
+          <w:rFonts w:ascii="Avenir Next" w:hAnsi="Avenir Next" w:cs="Avenir Next" w:eastAsia="Avenir Next"/>
+          <w:color w:val="1A1A1A"/>
           <w:sz w:val="20"/>
           <w:szCs w:val="20"/>
         </w:rPr>
-        <w:t xml:space="preserve">4.</w:t>
-      </w:r>
-      <w:r>
-        <w:rPr>
-          <w:rFonts w:ascii="Avenir Next" w:hAnsi="Avenir Next" w:cs="Avenir Next" w:eastAsia="Avenir Next"/>
-          <w:color w:val="1A1A1A"/>
-          <w:sz w:val="20"/>
-          <w:szCs w:val="20"/>
-        </w:rPr>
         <w:tab/>
       </w:r>
       <w:r>
@@ -3327,7 +3336,7 @@
           <w:rFonts w:ascii="Avenir Next" w:hAnsi="Avenir Next" w:cs="Avenir Next" w:eastAsia="Avenir Next"/>
           <w:b/>
           <w:color w:val="1A1A1A"/>
-          <w:sz w:val="20"/>
+          <w:sz w:val="22"/>
           <w:szCs w:val="20"/>
         </w:rPr>
         <w:t xml:space="preserve">Water Bottle.  </w:t>
@@ -3336,7 +3345,7 @@
         <w:rPr>
           <w:rFonts w:ascii="Avenir Next" w:hAnsi="Avenir Next" w:cs="Avenir Next" w:eastAsia="Avenir Next"/>
           <w:color w:val="1A1A1A"/>
-          <w:sz w:val="20"/>
+          <w:sz w:val="22"/>
           <w:szCs w:val="20"/>
         </w:rPr>
         <w:t xml:space="preserve">A bottle holds at most 24 ounces of water. Write an inequality for </w:t>
@@ -3346,7 +3355,7 @@
           <w:rFonts w:ascii="Avenir Next" w:hAnsi="Avenir Next" w:cs="Avenir Next" w:eastAsia="Avenir Next"/>
           <w:i/>
           <w:color w:val="1A1A1A"/>
-          <w:sz w:val="20"/>
+          <w:sz w:val="22"/>
           <w:szCs w:val="20"/>
         </w:rPr>
         <w:t xml:space="preserve">w</w:t>
@@ -3355,7 +3364,7 @@
         <w:rPr>
           <w:rFonts w:ascii="Avenir Next" w:hAnsi="Avenir Next" w:cs="Avenir Next" w:eastAsia="Avenir Next"/>
           <w:color w:val="1A1A1A"/>
-          <w:sz w:val="20"/>
+          <w:sz w:val="22"/>
           <w:szCs w:val="20"/>
         </w:rPr>
         <w:t xml:space="preserve">, the ounces of water. Graph it.</w:t>
@@ -3374,7 +3383,7 @@
         <w:drawing>
           <wp:inline distT="0" distB="0" distL="0" distR="0">
             <wp:extent cx="3200400" cy="354330"/>
-            <wp:docPr id="3" name="Figure 3"/>
+            <wp:docPr id="3" name="Figure 3" descr="Number line from 18 to 30, ticks every 1."/>
             <a:graphic xmlns:a="http://schemas.openxmlformats.org/drawingml/2006/main">
               <a:graphicData uri="http://schemas.openxmlformats.org/drawingml/2006/picture">
                 <pic:pic xmlns:pic="http://schemas.openxmlformats.org/drawingml/2006/picture">
@@ -3417,7 +3426,7 @@
           <w:rFonts w:ascii="Avenir Next" w:hAnsi="Avenir Next" w:cs="Avenir Next" w:eastAsia="Avenir Next"/>
           <w:b/>
           <w:color w:val="1A1A1A"/>
-          <w:sz w:val="18"/>
+          <w:sz w:val="22"/>
           <w:szCs w:val="18"/>
         </w:rPr>
         <w:t xml:space="preserve">Inequality</w:t>
@@ -3451,18 +3460,18 @@
           <w:rFonts w:ascii="Avenir Next" w:hAnsi="Avenir Next" w:cs="Avenir Next" w:eastAsia="Avenir Next"/>
           <w:b/>
           <w:color w:val="1A1A1A"/>
+          <w:sz w:val="22"/>
+          <w:szCs w:val="20"/>
+        </w:rPr>
+        <w:t xml:space="preserve">5.</w:t>
+      </w:r>
+      <w:r>
+        <w:rPr>
+          <w:rFonts w:ascii="Avenir Next" w:hAnsi="Avenir Next" w:cs="Avenir Next" w:eastAsia="Avenir Next"/>
+          <w:color w:val="1A1A1A"/>
           <w:sz w:val="20"/>
           <w:szCs w:val="20"/>
         </w:rPr>
-        <w:t xml:space="preserve">5.</w:t>
-      </w:r>
-      <w:r>
-        <w:rPr>
-          <w:rFonts w:ascii="Avenir Next" w:hAnsi="Avenir Next" w:cs="Avenir Next" w:eastAsia="Avenir Next"/>
-          <w:color w:val="1A1A1A"/>
-          <w:sz w:val="20"/>
-          <w:szCs w:val="20"/>
-        </w:rPr>
         <w:tab/>
       </w:r>
       <w:r>
@@ -3470,7 +3479,7 @@
           <w:rFonts w:ascii="Avenir Next" w:hAnsi="Avenir Next" w:cs="Avenir Next" w:eastAsia="Avenir Next"/>
           <w:b/>
           <w:color w:val="1A1A1A"/>
-          <w:sz w:val="20"/>
+          <w:sz w:val="22"/>
           <w:szCs w:val="20"/>
         </w:rPr>
         <w:t xml:space="preserve">Find the Error.  </w:t>
@@ -3479,7 +3488,7 @@
         <w:rPr>
           <w:rFonts w:ascii="Avenir Next" w:hAnsi="Avenir Next" w:cs="Avenir Next" w:eastAsia="Avenir Next"/>
           <w:color w:val="1A1A1A"/>
-          <w:sz w:val="20"/>
+          <w:sz w:val="22"/>
           <w:szCs w:val="20"/>
         </w:rPr>
         <w:t xml:space="preserve">Keon graphed </w:t>
@@ -3489,7 +3498,7 @@
           <w:rFonts w:ascii="Avenir Next" w:hAnsi="Avenir Next" w:cs="Avenir Next" w:eastAsia="Avenir Next"/>
           <w:i/>
           <w:color w:val="1A1A1A"/>
-          <w:sz w:val="20"/>
+          <w:sz w:val="22"/>
           <w:szCs w:val="20"/>
         </w:rPr>
         <w:t xml:space="preserve">n</w:t>
@@ -3498,7 +3507,7 @@
         <w:rPr>
           <w:rFonts w:ascii="Avenir Next" w:hAnsi="Avenir Next" w:cs="Avenir Next" w:eastAsia="Avenir Next"/>
           <w:color w:val="1A1A1A"/>
-          <w:sz w:val="20"/>
+          <w:sz w:val="22"/>
           <w:szCs w:val="20"/>
         </w:rPr>
         <w:t xml:space="preserve"> &gt; 5 with a closed dot at 5 and an arrow to the right. Explain his mistake. Is 5 a solution?</w:t>
@@ -3577,6 +3586,7 @@
     </w:p>
     <w:p>
       <w:pPr>
+        <w:pStyle w:val="Heading2"/>
         <w:keepNext/>
         <w:pBdr>
           <w:bottom w:val="single" w:sz="8" w:space="3" w:color="003A70"/>
@@ -3592,7 +3602,7 @@
           <w:b/>
           <w:color w:val="003A70"/>
           <w:spacing w:val="14"/>
-          <w:sz w:val="19"/>
+          <w:sz w:val="22"/>
           <w:szCs w:val="19"/>
         </w:rPr>
         <w:t xml:space="preserve">TEST PRACTICE</w:t>
@@ -3611,7 +3621,7 @@
           <w:rFonts w:ascii="Avenir Next" w:hAnsi="Avenir Next" w:cs="Avenir Next" w:eastAsia="Avenir Next"/>
           <w:i/>
           <w:color w:val="5A5F66"/>
-          <w:sz w:val="17"/>
+          <w:sz w:val="22"/>
           <w:szCs w:val="17"/>
         </w:rPr>
         <w:t xml:space="preserve">choose the best answer</w:t>
@@ -3631,25 +3641,25 @@
           <w:rFonts w:ascii="Avenir Next" w:hAnsi="Avenir Next" w:cs="Avenir Next" w:eastAsia="Avenir Next"/>
           <w:b/>
           <w:color w:val="1A1A1A"/>
+          <w:sz w:val="22"/>
+          <w:szCs w:val="20"/>
+        </w:rPr>
+        <w:t xml:space="preserve">6.</w:t>
+      </w:r>
+      <w:r>
+        <w:rPr>
+          <w:rFonts w:ascii="Avenir Next" w:hAnsi="Avenir Next" w:cs="Avenir Next" w:eastAsia="Avenir Next"/>
+          <w:color w:val="1A1A1A"/>
           <w:sz w:val="20"/>
           <w:szCs w:val="20"/>
         </w:rPr>
-        <w:t xml:space="preserve">6.</w:t>
-      </w:r>
-      <w:r>
-        <w:rPr>
-          <w:rFonts w:ascii="Avenir Next" w:hAnsi="Avenir Next" w:cs="Avenir Next" w:eastAsia="Avenir Next"/>
-          <w:color w:val="1A1A1A"/>
-          <w:sz w:val="20"/>
-          <w:szCs w:val="20"/>
-        </w:rPr>
         <w:tab/>
       </w:r>
       <w:r>
         <w:rPr>
           <w:rFonts w:ascii="Avenir Next" w:hAnsi="Avenir Next" w:cs="Avenir Next" w:eastAsia="Avenir Next"/>
           <w:color w:val="1A1A1A"/>
-          <w:sz w:val="20"/>
+          <w:sz w:val="22"/>
           <w:szCs w:val="20"/>
         </w:rPr>
         <w:t xml:space="preserve">Which inequality is shown on the number line?</w:t>
@@ -3668,7 +3678,7 @@
         <w:drawing>
           <wp:inline distT="0" distB="0" distL="0" distR="0">
             <wp:extent cx="3200400" cy="354330"/>
-            <wp:docPr id="4" name="Figure 4"/>
+            <wp:docPr id="4" name="Figure 4" descr="Number line from 0 to 8, ticks every 1. Ray: from: 4; dir: left; open: False."/>
             <a:graphic xmlns:a="http://schemas.openxmlformats.org/drawingml/2006/main">
               <a:graphicData uri="http://schemas.openxmlformats.org/drawingml/2006/picture">
                 <pic:pic xmlns:pic="http://schemas.openxmlformats.org/drawingml/2006/picture">
@@ -3748,35 +3758,35 @@
                 <w:rFonts w:ascii="Avenir Next" w:hAnsi="Avenir Next" w:cs="Avenir Next" w:eastAsia="Avenir Next"/>
                 <w:b/>
                 <w:color w:val="003A70"/>
+                <w:sz w:val="22"/>
+                <w:szCs w:val="19"/>
+              </w:rPr>
+              <w:t xml:space="preserve">A</w:t>
+            </w:r>
+            <w:r>
+              <w:rPr>
+                <w:rFonts w:ascii="Avenir Next" w:hAnsi="Avenir Next" w:cs="Avenir Next" w:eastAsia="Avenir Next"/>
+                <w:color w:val="1A1A1A"/>
                 <w:sz w:val="19"/>
                 <w:szCs w:val="19"/>
               </w:rPr>
-              <w:t xml:space="preserve">A</w:t>
-            </w:r>
-            <w:r>
-              <w:rPr>
-                <w:rFonts w:ascii="Avenir Next" w:hAnsi="Avenir Next" w:cs="Avenir Next" w:eastAsia="Avenir Next"/>
-                <w:color w:val="1A1A1A"/>
-                <w:sz w:val="19"/>
+              <w:tab/>
+            </w:r>
+            <w:r>
+              <w:rPr>
+                <w:rFonts w:ascii="Avenir Next" w:hAnsi="Avenir Next" w:cs="Avenir Next" w:eastAsia="Avenir Next"/>
+                <w:i/>
+                <w:color w:val="1A1A1A"/>
+                <w:sz w:val="22"/>
                 <w:szCs w:val="19"/>
               </w:rPr>
-              <w:tab/>
-            </w:r>
-            <w:r>
-              <w:rPr>
-                <w:rFonts w:ascii="Avenir Next" w:hAnsi="Avenir Next" w:cs="Avenir Next" w:eastAsia="Avenir Next"/>
-                <w:i/>
-                <w:color w:val="1A1A1A"/>
-                <w:sz w:val="19"/>
-                <w:szCs w:val="19"/>
-              </w:rPr>
               <w:t xml:space="preserve">x</w:t>
             </w:r>
             <w:r>
               <w:rPr>
                 <w:rFonts w:ascii="Avenir Next" w:hAnsi="Avenir Next" w:cs="Avenir Next" w:eastAsia="Avenir Next"/>
                 <w:color w:val="1A1A1A"/>
-                <w:sz w:val="19"/>
+                <w:sz w:val="22"/>
                 <w:szCs w:val="19"/>
               </w:rPr>
               <w:t xml:space="preserve"> &lt; 4</w:t>
@@ -3801,35 +3811,35 @@
                 <w:rFonts w:ascii="Avenir Next" w:hAnsi="Avenir Next" w:cs="Avenir Next" w:eastAsia="Avenir Next"/>
                 <w:b/>
                 <w:color w:val="003A70"/>
+                <w:sz w:val="22"/>
+                <w:szCs w:val="19"/>
+              </w:rPr>
+              <w:t xml:space="preserve">B</w:t>
+            </w:r>
+            <w:r>
+              <w:rPr>
+                <w:rFonts w:ascii="Avenir Next" w:hAnsi="Avenir Next" w:cs="Avenir Next" w:eastAsia="Avenir Next"/>
+                <w:color w:val="1A1A1A"/>
                 <w:sz w:val="19"/>
                 <w:szCs w:val="19"/>
               </w:rPr>
-              <w:t xml:space="preserve">B</w:t>
-            </w:r>
-            <w:r>
-              <w:rPr>
-                <w:rFonts w:ascii="Avenir Next" w:hAnsi="Avenir Next" w:cs="Avenir Next" w:eastAsia="Avenir Next"/>
-                <w:color w:val="1A1A1A"/>
-                <w:sz w:val="19"/>
+              <w:tab/>
+            </w:r>
+            <w:r>
+              <w:rPr>
+                <w:rFonts w:ascii="Avenir Next" w:hAnsi="Avenir Next" w:cs="Avenir Next" w:eastAsia="Avenir Next"/>
+                <w:i/>
+                <w:color w:val="1A1A1A"/>
+                <w:sz w:val="22"/>
                 <w:szCs w:val="19"/>
               </w:rPr>
-              <w:tab/>
-            </w:r>
-            <w:r>
-              <w:rPr>
-                <w:rFonts w:ascii="Avenir Next" w:hAnsi="Avenir Next" w:cs="Avenir Next" w:eastAsia="Avenir Next"/>
-                <w:i/>
-                <w:color w:val="1A1A1A"/>
-                <w:sz w:val="19"/>
-                <w:szCs w:val="19"/>
-              </w:rPr>
               <w:t xml:space="preserve">x</w:t>
             </w:r>
             <w:r>
               <w:rPr>
                 <w:rFonts w:ascii="Avenir Next" w:hAnsi="Avenir Next" w:cs="Avenir Next" w:eastAsia="Avenir Next"/>
                 <w:color w:val="1A1A1A"/>
-                <w:sz w:val="19"/>
+                <w:sz w:val="22"/>
                 <w:szCs w:val="19"/>
               </w:rPr>
               <w:t xml:space="preserve"> ≤ 4</w:t>
@@ -3854,35 +3864,35 @@
                 <w:rFonts w:ascii="Avenir Next" w:hAnsi="Avenir Next" w:cs="Avenir Next" w:eastAsia="Avenir Next"/>
                 <w:b/>
                 <w:color w:val="003A70"/>
+                <w:sz w:val="22"/>
+                <w:szCs w:val="19"/>
+              </w:rPr>
+              <w:t xml:space="preserve">C</w:t>
+            </w:r>
+            <w:r>
+              <w:rPr>
+                <w:rFonts w:ascii="Avenir Next" w:hAnsi="Avenir Next" w:cs="Avenir Next" w:eastAsia="Avenir Next"/>
+                <w:color w:val="1A1A1A"/>
                 <w:sz w:val="19"/>
                 <w:szCs w:val="19"/>
               </w:rPr>
-              <w:t xml:space="preserve">C</w:t>
-            </w:r>
-            <w:r>
-              <w:rPr>
-                <w:rFonts w:ascii="Avenir Next" w:hAnsi="Avenir Next" w:cs="Avenir Next" w:eastAsia="Avenir Next"/>
-                <w:color w:val="1A1A1A"/>
-                <w:sz w:val="19"/>
+              <w:tab/>
+            </w:r>
+            <w:r>
+              <w:rPr>
+                <w:rFonts w:ascii="Avenir Next" w:hAnsi="Avenir Next" w:cs="Avenir Next" w:eastAsia="Avenir Next"/>
+                <w:i/>
+                <w:color w:val="1A1A1A"/>
+                <w:sz w:val="22"/>
                 <w:szCs w:val="19"/>
               </w:rPr>
-              <w:tab/>
-            </w:r>
-            <w:r>
-              <w:rPr>
-                <w:rFonts w:ascii="Avenir Next" w:hAnsi="Avenir Next" w:cs="Avenir Next" w:eastAsia="Avenir Next"/>
-                <w:i/>
-                <w:color w:val="1A1A1A"/>
-                <w:sz w:val="19"/>
-                <w:szCs w:val="19"/>
-              </w:rPr>
               <w:t xml:space="preserve">x</w:t>
             </w:r>
             <w:r>
               <w:rPr>
                 <w:rFonts w:ascii="Avenir Next" w:hAnsi="Avenir Next" w:cs="Avenir Next" w:eastAsia="Avenir Next"/>
                 <w:color w:val="1A1A1A"/>
-                <w:sz w:val="19"/>
+                <w:sz w:val="22"/>
                 <w:szCs w:val="19"/>
               </w:rPr>
               <w:t xml:space="preserve"> &gt; 4</w:t>
@@ -3907,35 +3917,35 @@
                 <w:rFonts w:ascii="Avenir Next" w:hAnsi="Avenir Next" w:cs="Avenir Next" w:eastAsia="Avenir Next"/>
                 <w:b/>
                 <w:color w:val="003A70"/>
+                <w:sz w:val="22"/>
+                <w:szCs w:val="19"/>
+              </w:rPr>
+              <w:t xml:space="preserve">D</w:t>
+            </w:r>
+            <w:r>
+              <w:rPr>
+                <w:rFonts w:ascii="Avenir Next" w:hAnsi="Avenir Next" w:cs="Avenir Next" w:eastAsia="Avenir Next"/>
+                <w:color w:val="1A1A1A"/>
                 <w:sz w:val="19"/>
                 <w:szCs w:val="19"/>
               </w:rPr>
-              <w:t xml:space="preserve">D</w:t>
-            </w:r>
-            <w:r>
-              <w:rPr>
-                <w:rFonts w:ascii="Avenir Next" w:hAnsi="Avenir Next" w:cs="Avenir Next" w:eastAsia="Avenir Next"/>
-                <w:color w:val="1A1A1A"/>
-                <w:sz w:val="19"/>
+              <w:tab/>
+            </w:r>
+            <w:r>
+              <w:rPr>
+                <w:rFonts w:ascii="Avenir Next" w:hAnsi="Avenir Next" w:cs="Avenir Next" w:eastAsia="Avenir Next"/>
+                <w:i/>
+                <w:color w:val="1A1A1A"/>
+                <w:sz w:val="22"/>
                 <w:szCs w:val="19"/>
               </w:rPr>
-              <w:tab/>
-            </w:r>
-            <w:r>
-              <w:rPr>
-                <w:rFonts w:ascii="Avenir Next" w:hAnsi="Avenir Next" w:cs="Avenir Next" w:eastAsia="Avenir Next"/>
-                <w:i/>
-                <w:color w:val="1A1A1A"/>
-                <w:sz w:val="19"/>
-                <w:szCs w:val="19"/>
-              </w:rPr>
               <w:t xml:space="preserve">x</w:t>
             </w:r>
             <w:r>
               <w:rPr>
                 <w:rFonts w:ascii="Avenir Next" w:hAnsi="Avenir Next" w:cs="Avenir Next" w:eastAsia="Avenir Next"/>
                 <w:color w:val="1A1A1A"/>
-                <w:sz w:val="19"/>
+                <w:sz w:val="22"/>
                 <w:szCs w:val="19"/>
               </w:rPr>
               <w:t xml:space="preserve"> ≥ 4</w:t>
@@ -3963,25 +3973,25 @@
           <w:rFonts w:ascii="Avenir Next" w:hAnsi="Avenir Next" w:cs="Avenir Next" w:eastAsia="Avenir Next"/>
           <w:b/>
           <w:color w:val="1A1A1A"/>
+          <w:sz w:val="22"/>
+          <w:szCs w:val="20"/>
+        </w:rPr>
+        <w:t xml:space="preserve">7.</w:t>
+      </w:r>
+      <w:r>
+        <w:rPr>
+          <w:rFonts w:ascii="Avenir Next" w:hAnsi="Avenir Next" w:cs="Avenir Next" w:eastAsia="Avenir Next"/>
+          <w:color w:val="1A1A1A"/>
           <w:sz w:val="20"/>
           <w:szCs w:val="20"/>
         </w:rPr>
-        <w:t xml:space="preserve">7.</w:t>
-      </w:r>
-      <w:r>
-        <w:rPr>
-          <w:rFonts w:ascii="Avenir Next" w:hAnsi="Avenir Next" w:cs="Avenir Next" w:eastAsia="Avenir Next"/>
-          <w:color w:val="1A1A1A"/>
-          <w:sz w:val="20"/>
-          <w:szCs w:val="20"/>
-        </w:rPr>
         <w:tab/>
       </w:r>
       <w:r>
         <w:rPr>
           <w:rFonts w:ascii="Avenir Next" w:hAnsi="Avenir Next" w:cs="Avenir Next" w:eastAsia="Avenir Next"/>
           <w:color w:val="1A1A1A"/>
-          <w:sz w:val="20"/>
+          <w:sz w:val="22"/>
           <w:szCs w:val="20"/>
         </w:rPr>
         <w:t xml:space="preserve">Which number is a solution of </w:t>
@@ -3991,7 +4001,7 @@
           <w:rFonts w:ascii="Avenir Next" w:hAnsi="Avenir Next" w:cs="Avenir Next" w:eastAsia="Avenir Next"/>
           <w:i/>
           <w:color w:val="1A1A1A"/>
-          <w:sz w:val="20"/>
+          <w:sz w:val="22"/>
           <w:szCs w:val="20"/>
         </w:rPr>
         <w:t xml:space="preserve">n</w:t>
@@ -4000,7 +4010,7 @@
         <w:rPr>
           <w:rFonts w:ascii="Avenir Next" w:hAnsi="Avenir Next" w:cs="Avenir Next" w:eastAsia="Avenir Next"/>
           <w:color w:val="1A1A1A"/>
-          <w:sz w:val="20"/>
+          <w:sz w:val="22"/>
           <w:szCs w:val="20"/>
         </w:rPr>
         <w:t xml:space="preserve"> &gt; −3?</w:t>
@@ -4056,25 +4066,25 @@
                 <w:rFonts w:ascii="Avenir Next" w:hAnsi="Avenir Next" w:cs="Avenir Next" w:eastAsia="Avenir Next"/>
                 <w:b/>
                 <w:color w:val="003A70"/>
+                <w:sz w:val="22"/>
+                <w:szCs w:val="19"/>
+              </w:rPr>
+              <w:t xml:space="preserve">A</w:t>
+            </w:r>
+            <w:r>
+              <w:rPr>
+                <w:rFonts w:ascii="Avenir Next" w:hAnsi="Avenir Next" w:cs="Avenir Next" w:eastAsia="Avenir Next"/>
+                <w:color w:val="1A1A1A"/>
                 <w:sz w:val="19"/>
                 <w:szCs w:val="19"/>
               </w:rPr>
-              <w:t xml:space="preserve">A</w:t>
-            </w:r>
-            <w:r>
-              <w:rPr>
-                <w:rFonts w:ascii="Avenir Next" w:hAnsi="Avenir Next" w:cs="Avenir Next" w:eastAsia="Avenir Next"/>
-                <w:color w:val="1A1A1A"/>
-                <w:sz w:val="19"/>
-                <w:szCs w:val="19"/>
-              </w:rPr>
               <w:tab/>
             </w:r>
             <w:r>
               <w:rPr>
                 <w:rFonts w:ascii="Avenir Next" w:hAnsi="Avenir Next" w:cs="Avenir Next" w:eastAsia="Avenir Next"/>
                 <w:color w:val="1A1A1A"/>
-                <w:sz w:val="19"/>
+                <w:sz w:val="22"/>
                 <w:szCs w:val="19"/>
               </w:rPr>
               <w:t xml:space="preserve">−5</w:t>
@@ -4099,25 +4109,25 @@
                 <w:rFonts w:ascii="Avenir Next" w:hAnsi="Avenir Next" w:cs="Avenir Next" w:eastAsia="Avenir Next"/>
                 <w:b/>
                 <w:color w:val="003A70"/>
+                <w:sz w:val="22"/>
+                <w:szCs w:val="19"/>
+              </w:rPr>
+              <w:t xml:space="preserve">B</w:t>
+            </w:r>
+            <w:r>
+              <w:rPr>
+                <w:rFonts w:ascii="Avenir Next" w:hAnsi="Avenir Next" w:cs="Avenir Next" w:eastAsia="Avenir Next"/>
+                <w:color w:val="1A1A1A"/>
                 <w:sz w:val="19"/>
                 <w:szCs w:val="19"/>
               </w:rPr>
-              <w:t xml:space="preserve">B</w:t>
-            </w:r>
-            <w:r>
-              <w:rPr>
-                <w:rFonts w:ascii="Avenir Next" w:hAnsi="Avenir Next" w:cs="Avenir Next" w:eastAsia="Avenir Next"/>
-                <w:color w:val="1A1A1A"/>
-                <w:sz w:val="19"/>
-                <w:szCs w:val="19"/>
-              </w:rPr>
               <w:tab/>
             </w:r>
             <w:r>
               <w:rPr>
                 <w:rFonts w:ascii="Avenir Next" w:hAnsi="Avenir Next" w:cs="Avenir Next" w:eastAsia="Avenir Next"/>
                 <w:color w:val="1A1A1A"/>
-                <w:sz w:val="19"/>
+                <w:sz w:val="22"/>
                 <w:szCs w:val="19"/>
               </w:rPr>
               <w:t xml:space="preserve">−4</w:t>
@@ -4142,25 +4152,25 @@
                 <w:rFonts w:ascii="Avenir Next" w:hAnsi="Avenir Next" w:cs="Avenir Next" w:eastAsia="Avenir Next"/>
                 <w:b/>
                 <w:color w:val="003A70"/>
+                <w:sz w:val="22"/>
+                <w:szCs w:val="19"/>
+              </w:rPr>
+              <w:t xml:space="preserve">C</w:t>
+            </w:r>
+            <w:r>
+              <w:rPr>
+                <w:rFonts w:ascii="Avenir Next" w:hAnsi="Avenir Next" w:cs="Avenir Next" w:eastAsia="Avenir Next"/>
+                <w:color w:val="1A1A1A"/>
                 <w:sz w:val="19"/>
                 <w:szCs w:val="19"/>
               </w:rPr>
-              <w:t xml:space="preserve">C</w:t>
-            </w:r>
-            <w:r>
-              <w:rPr>
-                <w:rFonts w:ascii="Avenir Next" w:hAnsi="Avenir Next" w:cs="Avenir Next" w:eastAsia="Avenir Next"/>
-                <w:color w:val="1A1A1A"/>
-                <w:sz w:val="19"/>
-                <w:szCs w:val="19"/>
-              </w:rPr>
               <w:tab/>
             </w:r>
             <w:r>
               <w:rPr>
                 <w:rFonts w:ascii="Avenir Next" w:hAnsi="Avenir Next" w:cs="Avenir Next" w:eastAsia="Avenir Next"/>
                 <w:color w:val="1A1A1A"/>
-                <w:sz w:val="19"/>
+                <w:sz w:val="22"/>
                 <w:szCs w:val="19"/>
               </w:rPr>
               <w:t xml:space="preserve">−3</w:t>
@@ -4185,25 +4195,25 @@
                 <w:rFonts w:ascii="Avenir Next" w:hAnsi="Avenir Next" w:cs="Avenir Next" w:eastAsia="Avenir Next"/>
                 <w:b/>
                 <w:color w:val="003A70"/>
+                <w:sz w:val="22"/>
+                <w:szCs w:val="19"/>
+              </w:rPr>
+              <w:t xml:space="preserve">D</w:t>
+            </w:r>
+            <w:r>
+              <w:rPr>
+                <w:rFonts w:ascii="Avenir Next" w:hAnsi="Avenir Next" w:cs="Avenir Next" w:eastAsia="Avenir Next"/>
+                <w:color w:val="1A1A1A"/>
                 <w:sz w:val="19"/>
                 <w:szCs w:val="19"/>
               </w:rPr>
-              <w:t xml:space="preserve">D</w:t>
-            </w:r>
-            <w:r>
-              <w:rPr>
-                <w:rFonts w:ascii="Avenir Next" w:hAnsi="Avenir Next" w:cs="Avenir Next" w:eastAsia="Avenir Next"/>
-                <w:color w:val="1A1A1A"/>
-                <w:sz w:val="19"/>
-                <w:szCs w:val="19"/>
-              </w:rPr>
               <w:tab/>
             </w:r>
             <w:r>
               <w:rPr>
                 <w:rFonts w:ascii="Avenir Next" w:hAnsi="Avenir Next" w:cs="Avenir Next" w:eastAsia="Avenir Next"/>
                 <w:color w:val="1A1A1A"/>
-                <w:sz w:val="19"/>
+                <w:sz w:val="22"/>
                 <w:szCs w:val="19"/>
               </w:rPr>
               <w:t xml:space="preserve">0</w:t>
@@ -4261,6 +4271,7 @@
           </w:tcPr>
           <w:p>
             <w:pPr>
+              <w:pStyle w:val="Heading2"/>
               <w:spacing w:before="0" w:after="0" w:line="240" w:lineRule="auto"/>
             </w:pPr>
             <w:r>
@@ -4298,7 +4309,7 @@
               <w:rPr>
                 <w:rFonts w:ascii="Avenir Next" w:hAnsi="Avenir Next" w:cs="Avenir Next" w:eastAsia="Avenir Next"/>
                 <w:color w:val="1A1A1A"/>
-                <w:sz w:val="17"/>
+                <w:sz w:val="22"/>
                 <w:szCs w:val="17"/>
               </w:rPr>
               <w:t xml:space="preserve">  I can do this on my own</w:t>
@@ -4327,7 +4338,7 @@
               <w:rPr>
                 <w:rFonts w:ascii="Avenir Next" w:hAnsi="Avenir Next" w:cs="Avenir Next" w:eastAsia="Avenir Next"/>
                 <w:color w:val="1A1A1A"/>
-                <w:sz w:val="17"/>
+                <w:sz w:val="22"/>
                 <w:szCs w:val="17"/>
               </w:rPr>
               <w:t xml:space="preserve">  I need a little help</w:t>
@@ -4356,7 +4367,7 @@
               <w:rPr>
                 <w:rFonts w:ascii="Avenir Next" w:hAnsi="Avenir Next" w:cs="Avenir Next" w:eastAsia="Avenir Next"/>
                 <w:color w:val="1A1A1A"/>
-                <w:sz w:val="17"/>
+                <w:sz w:val="22"/>
                 <w:szCs w:val="17"/>
               </w:rPr>
               <w:t xml:space="preserve">  I have a question about #</w:t>
@@ -4463,7 +4474,106 @@
               <w:sz w:val="15"/>
               <w:szCs w:val="15"/>
             </w:rPr>
-            <w:t xml:space="preserve">Lesson 8-4  ·  Homework Packet</w:t>
+            <w:t xml:space="preserve">8-4 · Page </w:t>
+          </w:r>
+          <w:r>
+            <w:rPr>
+              <w:rFonts w:ascii="Avenir Next" w:hAnsi="Avenir Next" w:cs="Avenir Next" w:eastAsia="Avenir Next"/>
+              <w:color w:val="5A5F66"/>
+              <w:sz w:val="15"/>
+              <w:szCs w:val="15"/>
+            </w:rPr>
+            <w:fldChar w:fldCharType="begin"/>
+          </w:r>
+          <w:r>
+            <w:rPr>
+              <w:rFonts w:ascii="Avenir Next" w:hAnsi="Avenir Next" w:cs="Avenir Next" w:eastAsia="Avenir Next"/>
+              <w:color w:val="5A5F66"/>
+              <w:sz w:val="15"/>
+              <w:szCs w:val="15"/>
+            </w:rPr>
+            <w:instrText xml:space="preserve"> PAGE </w:instrText>
+          </w:r>
+          <w:r>
+            <w:rPr>
+              <w:rFonts w:ascii="Avenir Next" w:hAnsi="Avenir Next" w:cs="Avenir Next" w:eastAsia="Avenir Next"/>
+              <w:color w:val="5A5F66"/>
+              <w:sz w:val="15"/>
+              <w:szCs w:val="15"/>
+            </w:rPr>
+            <w:fldChar w:fldCharType="separate"/>
+          </w:r>
+          <w:r>
+            <w:rPr>
+              <w:rFonts w:ascii="Avenir Next" w:hAnsi="Avenir Next" w:cs="Avenir Next" w:eastAsia="Avenir Next"/>
+              <w:color w:val="5A5F66"/>
+              <w:sz w:val="15"/>
+              <w:szCs w:val="15"/>
+            </w:rPr>
+            <w:t xml:space="preserve">1</w:t>
+          </w:r>
+          <w:r>
+            <w:rPr>
+              <w:rFonts w:ascii="Avenir Next" w:hAnsi="Avenir Next" w:cs="Avenir Next" w:eastAsia="Avenir Next"/>
+              <w:color w:val="5A5F66"/>
+              <w:sz w:val="15"/>
+              <w:szCs w:val="15"/>
+            </w:rPr>
+            <w:fldChar w:fldCharType="end"/>
+          </w:r>
+          <w:r>
+            <w:rPr>
+              <w:rFonts w:ascii="Avenir Next" w:hAnsi="Avenir Next" w:cs="Avenir Next" w:eastAsia="Avenir Next"/>
+              <w:color w:val="5A5F66"/>
+              <w:sz w:val="15"/>
+              <w:szCs w:val="15"/>
+            </w:rPr>
+            <w:t xml:space="preserve"> of </w:t>
+          </w:r>
+          <w:r>
+            <w:rPr>
+              <w:rFonts w:ascii="Avenir Next" w:hAnsi="Avenir Next" w:cs="Avenir Next" w:eastAsia="Avenir Next"/>
+              <w:color w:val="5A5F66"/>
+              <w:sz w:val="15"/>
+              <w:szCs w:val="15"/>
+            </w:rPr>
+            <w:fldChar w:fldCharType="begin"/>
+          </w:r>
+          <w:r>
+            <w:rPr>
+              <w:rFonts w:ascii="Avenir Next" w:hAnsi="Avenir Next" w:cs="Avenir Next" w:eastAsia="Avenir Next"/>
+              <w:color w:val="5A5F66"/>
+              <w:sz w:val="15"/>
+              <w:szCs w:val="15"/>
+            </w:rPr>
+            <w:instrText xml:space="preserve"> NUMPAGES </w:instrText>
+          </w:r>
+          <w:r>
+            <w:rPr>
+              <w:rFonts w:ascii="Avenir Next" w:hAnsi="Avenir Next" w:cs="Avenir Next" w:eastAsia="Avenir Next"/>
+              <w:color w:val="5A5F66"/>
+              <w:sz w:val="15"/>
+              <w:szCs w:val="15"/>
+            </w:rPr>
+            <w:fldChar w:fldCharType="separate"/>
+          </w:r>
+          <w:r>
+            <w:rPr>
+              <w:rFonts w:ascii="Avenir Next" w:hAnsi="Avenir Next" w:cs="Avenir Next" w:eastAsia="Avenir Next"/>
+              <w:color w:val="5A5F66"/>
+              <w:sz w:val="15"/>
+              <w:szCs w:val="15"/>
+            </w:rPr>
+            <w:t xml:space="preserve">1</w:t>
+          </w:r>
+          <w:r>
+            <w:rPr>
+              <w:rFonts w:ascii="Avenir Next" w:hAnsi="Avenir Next" w:cs="Avenir Next" w:eastAsia="Avenir Next"/>
+              <w:color w:val="5A5F66"/>
+              <w:sz w:val="15"/>
+              <w:szCs w:val="15"/>
+            </w:rPr>
+            <w:fldChar w:fldCharType="end"/>
           </w:r>
         </w:p>
       </w:tc>
@@ -4506,5 +4616,23 @@
       </w:tblCellMar>
     </w:tblPr>
   </w:style>
+  <w:style w:type="paragraph" w:styleId="Heading1">
+    <w:name w:val="heading 1"/>
+    <w:basedOn w:val="Normal"/>
+    <w:pPr>
+      <w:outlineLvl w:val="0"/>
+      <w:keepNext w:val="0"/>
+      <w:keepLines w:val="0"/>
+    </w:pPr>
+  </w:style>
+  <w:style w:type="paragraph" w:styleId="Heading2">
+    <w:name w:val="heading 2"/>
+    <w:basedOn w:val="Normal"/>
+    <w:pPr>
+      <w:outlineLvl w:val="1"/>
+      <w:keepNext w:val="0"/>
+      <w:keepLines w:val="0"/>
+    </w:pPr>
+  </w:style>
 </w:styles>
 </file>